--- a/docs/studyguides/scalarproduct.docx
+++ b/docs/studyguides/scalarproduct.docx
@@ -52,7 +52,7 @@
         </w:rPr>
         <w:t xml:space="preserve"> </w:t>
       </w:r>
-      <w:hyperlink r:id="rId20">
+      <w:hyperlink r:id="rId9">
         <w:r>
           <w:rPr>
             <w:rStyle w:val="Hyperlink"/>
@@ -70,7 +70,7 @@
         <w:t xml:space="preserve">. You should be able to understand the components of a vector and be able to work out the magnitude of a vector before continuing.</w:t>
       </w:r>
     </w:p>
-    <w:bookmarkStart w:id="22" w:name="what-is-the-scalar-product"/>
+    <w:bookmarkStart w:id="11" w:name="what-is-the-scalar-product"/>
     <w:p>
       <w:pPr>
         <w:pStyle w:val="Heading2"/>
@@ -182,7 +182,7 @@
       <w:r>
         <w:t xml:space="preserve"> </w:t>
       </w:r>
-      <w:hyperlink r:id="rId20">
+      <w:hyperlink r:id="rId9">
         <w:r>
           <w:rPr>
             <w:rStyle w:val="Hyperlink"/>
@@ -199,7 +199,7 @@
       <w:r>
         <w:t xml:space="preserve"> </w:t>
       </w:r>
-      <w:hyperlink r:id="rId21">
+      <w:hyperlink r:id="rId10">
         <w:r>
           <w:rPr>
             <w:rStyle w:val="Hyperlink"/>
@@ -224,8 +224,8 @@
         <w:t xml:space="preserve">.</w:t>
       </w:r>
     </w:p>
-    <w:bookmarkEnd w:id="22"/>
-    <w:bookmarkStart w:id="38" w:name="algebraic-definition"/>
+    <w:bookmarkEnd w:id="11"/>
+    <w:bookmarkStart w:id="27" w:name="algebraic-definition"/>
     <w:p>
       <w:pPr>
         <w:pStyle w:val="Heading1"/>
@@ -283,18 +283,18 @@
                 <wp:inline>
                   <wp:extent cx="152400" cy="152400"/>
                   <wp:effectExtent b="0" l="0" r="0" t="0"/>
-                  <wp:docPr descr="" title="" id="24" name="Picture"/>
+                  <wp:docPr descr="" title="" id="13" name="Picture"/>
                   <a:graphic>
                     <a:graphicData uri="http://schemas.openxmlformats.org/drawingml/2006/picture">
                       <pic:pic>
                         <pic:nvPicPr>
-                          <pic:cNvPr descr="/Applications/quarto/share/formats/docx/note.png" id="25" name="Picture"/>
+                          <pic:cNvPr descr="/Applications/quarto/share/formats/docx/note.png" id="14" name="Picture"/>
                           <pic:cNvPicPr>
                             <a:picLocks noChangeArrowheads="1" noChangeAspect="1"/>
                           </pic:cNvPicPr>
                         </pic:nvPicPr>
                         <pic:blipFill>
-                          <a:blip r:embed="rId23"/>
+                          <a:blip r:embed="rId12"/>
                           <a:stretch>
                             <a:fillRect/>
                           </a:stretch>
@@ -1255,18 +1255,18 @@
                 <wp:inline>
                   <wp:extent cx="152400" cy="152400"/>
                   <wp:effectExtent b="0" l="0" r="0" t="0"/>
-                  <wp:docPr descr="" title="" id="27" name="Picture"/>
+                  <wp:docPr descr="" title="" id="16" name="Picture"/>
                   <a:graphic>
                     <a:graphicData uri="http://schemas.openxmlformats.org/drawingml/2006/picture">
                       <pic:pic>
                         <pic:nvPicPr>
-                          <pic:cNvPr descr="/Applications/quarto/share/formats/docx/warning.png" id="28" name="Picture"/>
+                          <pic:cNvPr descr="/Applications/quarto/share/formats/docx/warning.png" id="17" name="Picture"/>
                           <pic:cNvPicPr>
                             <a:picLocks noChangeArrowheads="1" noChangeAspect="1"/>
                           </pic:cNvPicPr>
                         </pic:nvPicPr>
                         <pic:blipFill>
-                          <a:blip r:embed="rId26"/>
+                          <a:blip r:embed="rId15"/>
                           <a:stretch>
                             <a:fillRect/>
                           </a:stretch>
@@ -1445,18 +1445,18 @@
                 <wp:inline>
                   <wp:extent cx="152400" cy="152400"/>
                   <wp:effectExtent b="0" l="0" r="0" t="0"/>
-                  <wp:docPr descr="" title="" id="29" name="Picture"/>
+                  <wp:docPr descr="" title="" id="18" name="Picture"/>
                   <a:graphic>
                     <a:graphicData uri="http://schemas.openxmlformats.org/drawingml/2006/picture">
                       <pic:pic>
                         <pic:nvPicPr>
-                          <pic:cNvPr descr="/Applications/quarto/share/formats/docx/note.png" id="30" name="Picture"/>
+                          <pic:cNvPr descr="/Applications/quarto/share/formats/docx/note.png" id="19" name="Picture"/>
                           <pic:cNvPicPr>
                             <a:picLocks noChangeArrowheads="1" noChangeAspect="1"/>
                           </pic:cNvPicPr>
                         </pic:nvPicPr>
                         <pic:blipFill>
-                          <a:blip r:embed="rId23"/>
+                          <a:blip r:embed="rId12"/>
                           <a:stretch>
                             <a:fillRect/>
                           </a:stretch>
@@ -1755,96 +1755,108 @@
                   </m:rPr>
                   <m:t>=</m:t>
                 </m:r>
-                <m:d>
-                  <m:dPr>
-                    <m:begChr m:val="("/>
-                    <m:sepChr m:val=""/>
-                    <m:endChr m:val=")"/>
-                    <m:grow/>
-                  </m:dPr>
-                  <m:e>
-                    <m:r>
-                      <m:t>3</m:t>
-                    </m:r>
-                  </m:e>
-                </m:d>
-                <m:d>
-                  <m:dPr>
-                    <m:begChr m:val="("/>
-                    <m:sepChr m:val=""/>
-                    <m:endChr m:val=")"/>
-                    <m:grow/>
-                  </m:dPr>
-                  <m:e>
-                    <m:r>
-                      <m:t>2</m:t>
-                    </m:r>
-                  </m:e>
-                </m:d>
+                <m:r>
+                  <m:rPr>
+                    <m:sty m:val="p"/>
+                  </m:rPr>
+                  <m:t>(</m:t>
+                </m:r>
+                <m:r>
+                  <m:t>3</m:t>
+                </m:r>
+                <m:r>
+                  <m:rPr>
+                    <m:sty m:val="p"/>
+                  </m:rPr>
+                  <m:t>)</m:t>
+                </m:r>
+                <m:r>
+                  <m:rPr>
+                    <m:sty m:val="p"/>
+                  </m:rPr>
+                  <m:t>(</m:t>
+                </m:r>
+                <m:r>
+                  <m:t>2</m:t>
+                </m:r>
+                <m:r>
+                  <m:rPr>
+                    <m:sty m:val="p"/>
+                  </m:rPr>
+                  <m:t>)</m:t>
+                </m:r>
                 <m:r>
                   <m:rPr>
                     <m:sty m:val="p"/>
                   </m:rPr>
                   <m:t>+</m:t>
                 </m:r>
-                <m:d>
-                  <m:dPr>
-                    <m:begChr m:val="("/>
-                    <m:sepChr m:val=""/>
-                    <m:endChr m:val=")"/>
-                    <m:grow/>
-                  </m:dPr>
-                  <m:e>
-                    <m:r>
-                      <m:t>5</m:t>
-                    </m:r>
-                  </m:e>
-                </m:d>
-                <m:d>
-                  <m:dPr>
-                    <m:begChr m:val="("/>
-                    <m:sepChr m:val=""/>
-                    <m:endChr m:val=")"/>
-                    <m:grow/>
-                  </m:dPr>
-                  <m:e>
-                    <m:r>
-                      <m:t>7</m:t>
-                    </m:r>
-                  </m:e>
-                </m:d>
+                <m:r>
+                  <m:rPr>
+                    <m:sty m:val="p"/>
+                  </m:rPr>
+                  <m:t>(</m:t>
+                </m:r>
+                <m:r>
+                  <m:t>5</m:t>
+                </m:r>
+                <m:r>
+                  <m:rPr>
+                    <m:sty m:val="p"/>
+                  </m:rPr>
+                  <m:t>)</m:t>
+                </m:r>
+                <m:r>
+                  <m:rPr>
+                    <m:sty m:val="p"/>
+                  </m:rPr>
+                  <m:t>(</m:t>
+                </m:r>
+                <m:r>
+                  <m:t>7</m:t>
+                </m:r>
+                <m:r>
+                  <m:rPr>
+                    <m:sty m:val="p"/>
+                  </m:rPr>
+                  <m:t>)</m:t>
+                </m:r>
                 <m:r>
                   <m:rPr>
                     <m:sty m:val="p"/>
                   </m:rPr>
                   <m:t>+</m:t>
                 </m:r>
-                <m:d>
-                  <m:dPr>
-                    <m:begChr m:val="("/>
-                    <m:sepChr m:val=""/>
-                    <m:endChr m:val=")"/>
-                    <m:grow/>
-                  </m:dPr>
-                  <m:e>
-                    <m:r>
-                      <m:t>1</m:t>
-                    </m:r>
-                  </m:e>
-                </m:d>
-                <m:d>
-                  <m:dPr>
-                    <m:begChr m:val="("/>
-                    <m:sepChr m:val=""/>
-                    <m:endChr m:val=")"/>
-                    <m:grow/>
-                  </m:dPr>
-                  <m:e>
-                    <m:r>
-                      <m:t>2</m:t>
-                    </m:r>
-                  </m:e>
-                </m:d>
+                <m:r>
+                  <m:rPr>
+                    <m:sty m:val="p"/>
+                  </m:rPr>
+                  <m:t>(</m:t>
+                </m:r>
+                <m:r>
+                  <m:t>1</m:t>
+                </m:r>
+                <m:r>
+                  <m:rPr>
+                    <m:sty m:val="p"/>
+                  </m:rPr>
+                  <m:t>)</m:t>
+                </m:r>
+                <m:r>
+                  <m:rPr>
+                    <m:sty m:val="p"/>
+                  </m:rPr>
+                  <m:t>(</m:t>
+                </m:r>
+                <m:r>
+                  <m:t>2</m:t>
+                </m:r>
+                <m:r>
+                  <m:rPr>
+                    <m:sty m:val="p"/>
+                  </m:rPr>
+                  <m:t>)</m:t>
+                </m:r>
                 <m:r>
                   <m:rPr>
                     <m:sty m:val="p"/>
@@ -1927,18 +1939,18 @@
                 <wp:inline>
                   <wp:extent cx="152400" cy="152400"/>
                   <wp:effectExtent b="0" l="0" r="0" t="0"/>
-                  <wp:docPr descr="" title="" id="31" name="Picture"/>
+                  <wp:docPr descr="" title="" id="20" name="Picture"/>
                   <a:graphic>
                     <a:graphicData uri="http://schemas.openxmlformats.org/drawingml/2006/picture">
                       <pic:pic>
                         <pic:nvPicPr>
-                          <pic:cNvPr descr="/Applications/quarto/share/formats/docx/note.png" id="32" name="Picture"/>
+                          <pic:cNvPr descr="/Applications/quarto/share/formats/docx/note.png" id="21" name="Picture"/>
                           <pic:cNvPicPr>
                             <a:picLocks noChangeArrowheads="1" noChangeAspect="1"/>
                           </pic:cNvPicPr>
                         </pic:nvPicPr>
                         <pic:blipFill>
-                          <a:blip r:embed="rId23"/>
+                          <a:blip r:embed="rId12"/>
                           <a:stretch>
                             <a:fillRect/>
                           </a:stretch>
@@ -2273,114 +2285,126 @@
                   </m:rPr>
                   <m:t>=</m:t>
                 </m:r>
-                <m:d>
-                  <m:dPr>
-                    <m:begChr m:val="("/>
-                    <m:sepChr m:val=""/>
-                    <m:endChr m:val=")"/>
-                    <m:grow/>
-                  </m:dPr>
-                  <m:e>
-                    <m:r>
-                      <m:rPr>
-                        <m:sty m:val="p"/>
-                      </m:rPr>
-                      <m:t>−</m:t>
-                    </m:r>
-                    <m:r>
-                      <m:t>1</m:t>
-                    </m:r>
-                  </m:e>
-                </m:d>
-                <m:d>
-                  <m:dPr>
-                    <m:begChr m:val="("/>
-                    <m:sepChr m:val=""/>
-                    <m:endChr m:val=")"/>
-                    <m:grow/>
-                  </m:dPr>
-                  <m:e>
-                    <m:r>
-                      <m:rPr>
-                        <m:sty m:val="p"/>
-                      </m:rPr>
-                      <m:t>−</m:t>
-                    </m:r>
-                    <m:r>
-                      <m:t>1</m:t>
-                    </m:r>
-                  </m:e>
-                </m:d>
+                <m:r>
+                  <m:rPr>
+                    <m:sty m:val="p"/>
+                  </m:rPr>
+                  <m:t>(</m:t>
+                </m:r>
+                <m:r>
+                  <m:rPr>
+                    <m:sty m:val="p"/>
+                  </m:rPr>
+                  <m:t>−</m:t>
+                </m:r>
+                <m:r>
+                  <m:t>1</m:t>
+                </m:r>
+                <m:r>
+                  <m:rPr>
+                    <m:sty m:val="p"/>
+                  </m:rPr>
+                  <m:t>)</m:t>
+                </m:r>
+                <m:r>
+                  <m:rPr>
+                    <m:sty m:val="p"/>
+                  </m:rPr>
+                  <m:t>(</m:t>
+                </m:r>
+                <m:r>
+                  <m:rPr>
+                    <m:sty m:val="p"/>
+                  </m:rPr>
+                  <m:t>−</m:t>
+                </m:r>
+                <m:r>
+                  <m:t>1</m:t>
+                </m:r>
+                <m:r>
+                  <m:rPr>
+                    <m:sty m:val="p"/>
+                  </m:rPr>
+                  <m:t>)</m:t>
+                </m:r>
                 <m:r>
                   <m:rPr>
                     <m:sty m:val="p"/>
                   </m:rPr>
                   <m:t>+</m:t>
                 </m:r>
-                <m:d>
-                  <m:dPr>
-                    <m:begChr m:val="("/>
-                    <m:sepChr m:val=""/>
-                    <m:endChr m:val=")"/>
-                    <m:grow/>
-                  </m:dPr>
-                  <m:e>
-                    <m:r>
-                      <m:t>7</m:t>
-                    </m:r>
-                  </m:e>
-                </m:d>
-                <m:d>
-                  <m:dPr>
-                    <m:begChr m:val="("/>
-                    <m:sepChr m:val=""/>
-                    <m:endChr m:val=")"/>
-                    <m:grow/>
-                  </m:dPr>
-                  <m:e>
-                    <m:r>
-                      <m:rPr>
-                        <m:sty m:val="p"/>
-                      </m:rPr>
-                      <m:t>−</m:t>
-                    </m:r>
-                    <m:r>
-                      <m:t>1</m:t>
-                    </m:r>
-                  </m:e>
-                </m:d>
+                <m:r>
+                  <m:rPr>
+                    <m:sty m:val="p"/>
+                  </m:rPr>
+                  <m:t>(</m:t>
+                </m:r>
+                <m:r>
+                  <m:t>7</m:t>
+                </m:r>
+                <m:r>
+                  <m:rPr>
+                    <m:sty m:val="p"/>
+                  </m:rPr>
+                  <m:t>)</m:t>
+                </m:r>
+                <m:r>
+                  <m:rPr>
+                    <m:sty m:val="p"/>
+                  </m:rPr>
+                  <m:t>(</m:t>
+                </m:r>
+                <m:r>
+                  <m:rPr>
+                    <m:sty m:val="p"/>
+                  </m:rPr>
+                  <m:t>−</m:t>
+                </m:r>
+                <m:r>
+                  <m:t>1</m:t>
+                </m:r>
+                <m:r>
+                  <m:rPr>
+                    <m:sty m:val="p"/>
+                  </m:rPr>
+                  <m:t>)</m:t>
+                </m:r>
                 <m:r>
                   <m:rPr>
                     <m:sty m:val="p"/>
                   </m:rPr>
                   <m:t>+</m:t>
                 </m:r>
-                <m:d>
-                  <m:dPr>
-                    <m:begChr m:val="("/>
-                    <m:sepChr m:val=""/>
-                    <m:endChr m:val=")"/>
-                    <m:grow/>
-                  </m:dPr>
-                  <m:e>
-                    <m:r>
-                      <m:t>1</m:t>
-                    </m:r>
-                  </m:e>
-                </m:d>
-                <m:d>
-                  <m:dPr>
-                    <m:begChr m:val="("/>
-                    <m:sepChr m:val=""/>
-                    <m:endChr m:val=")"/>
-                    <m:grow/>
-                  </m:dPr>
-                  <m:e>
-                    <m:r>
-                      <m:t>2</m:t>
-                    </m:r>
-                  </m:e>
-                </m:d>
+                <m:r>
+                  <m:rPr>
+                    <m:sty m:val="p"/>
+                  </m:rPr>
+                  <m:t>(</m:t>
+                </m:r>
+                <m:r>
+                  <m:t>1</m:t>
+                </m:r>
+                <m:r>
+                  <m:rPr>
+                    <m:sty m:val="p"/>
+                  </m:rPr>
+                  <m:t>)</m:t>
+                </m:r>
+                <m:r>
+                  <m:rPr>
+                    <m:sty m:val="p"/>
+                  </m:rPr>
+                  <m:t>(</m:t>
+                </m:r>
+                <m:r>
+                  <m:t>2</m:t>
+                </m:r>
+                <m:r>
+                  <m:rPr>
+                    <m:sty m:val="p"/>
+                  </m:rPr>
+                  <m:t>)</m:t>
+                </m:r>
                 <m:r>
                   <m:rPr>
                     <m:sty m:val="p"/>
@@ -2478,18 +2502,18 @@
                 <wp:inline>
                   <wp:extent cx="152400" cy="152400"/>
                   <wp:effectExtent b="0" l="0" r="0" t="0"/>
-                  <wp:docPr descr="" title="" id="34" name="Picture"/>
+                  <wp:docPr descr="" title="" id="23" name="Picture"/>
                   <a:graphic>
                     <a:graphicData uri="http://schemas.openxmlformats.org/drawingml/2006/picture">
                       <pic:pic>
                         <pic:nvPicPr>
-                          <pic:cNvPr descr="/Applications/quarto/share/formats/docx/important.png" id="35" name="Picture"/>
+                          <pic:cNvPr descr="/Applications/quarto/share/formats/docx/important.png" id="24" name="Picture"/>
                           <pic:cNvPicPr>
                             <a:picLocks noChangeArrowheads="1" noChangeAspect="1"/>
                           </pic:cNvPicPr>
                         </pic:nvPicPr>
                         <pic:blipFill>
-                          <a:blip r:embed="rId33"/>
+                          <a:blip r:embed="rId22"/>
                           <a:stretch>
                             <a:fillRect/>
                           </a:stretch>
@@ -2614,18 +2638,18 @@
                 <wp:inline>
                   <wp:extent cx="152400" cy="152400"/>
                   <wp:effectExtent b="0" l="0" r="0" t="0"/>
-                  <wp:docPr descr="" title="" id="36" name="Picture"/>
+                  <wp:docPr descr="" title="" id="25" name="Picture"/>
                   <a:graphic>
                     <a:graphicData uri="http://schemas.openxmlformats.org/drawingml/2006/picture">
                       <pic:pic>
                         <pic:nvPicPr>
-                          <pic:cNvPr descr="/Applications/quarto/share/formats/docx/note.png" id="37" name="Picture"/>
+                          <pic:cNvPr descr="/Applications/quarto/share/formats/docx/note.png" id="26" name="Picture"/>
                           <pic:cNvPicPr>
                             <a:picLocks noChangeArrowheads="1" noChangeAspect="1"/>
                           </pic:cNvPicPr>
                         </pic:nvPicPr>
                         <pic:blipFill>
-                          <a:blip r:embed="rId23"/>
+                          <a:blip r:embed="rId12"/>
                           <a:stretch>
                             <a:fillRect/>
                           </a:stretch>
@@ -2825,203 +2849,219 @@
                   </m:rPr>
                   <m:t>=</m:t>
                 </m:r>
-                <m:d>
-                  <m:dPr>
-                    <m:begChr m:val="("/>
-                    <m:sepChr m:val=""/>
-                    <m:endChr m:val=")"/>
-                    <m:grow/>
-                  </m:dPr>
-                  <m:e>
-                    <m:r>
-                      <m:t>4</m:t>
-                    </m:r>
-                    <m:r>
-                      <m:rPr>
-                        <m:sty m:val="b"/>
-                      </m:rPr>
-                      <m:t>i</m:t>
-                    </m:r>
-                    <m:r>
-                      <m:rPr>
-                        <m:sty m:val="p"/>
-                      </m:rPr>
-                      <m:t>+</m:t>
-                    </m:r>
-                    <m:r>
-                      <m:t>2</m:t>
-                    </m:r>
-                    <m:r>
-                      <m:rPr>
-                        <m:sty m:val="b"/>
-                      </m:rPr>
-                      <m:t>j</m:t>
-                    </m:r>
-                    <m:r>
-                      <m:rPr>
-                        <m:sty m:val="p"/>
-                      </m:rPr>
-                      <m:t>+</m:t>
-                    </m:r>
-                    <m:r>
-                      <m:rPr>
-                        <m:sty m:val="b"/>
-                      </m:rPr>
-                      <m:t>k</m:t>
-                    </m:r>
-                  </m:e>
-                </m:d>
+                <m:r>
+                  <m:rPr>
+                    <m:sty m:val="p"/>
+                  </m:rPr>
+                  <m:t>(</m:t>
+                </m:r>
+                <m:r>
+                  <m:t>4</m:t>
+                </m:r>
+                <m:r>
+                  <m:rPr>
+                    <m:sty m:val="b"/>
+                  </m:rPr>
+                  <m:t>i</m:t>
+                </m:r>
+                <m:r>
+                  <m:rPr>
+                    <m:sty m:val="p"/>
+                  </m:rPr>
+                  <m:t>+</m:t>
+                </m:r>
+                <m:r>
+                  <m:t>2</m:t>
+                </m:r>
+                <m:r>
+                  <m:rPr>
+                    <m:sty m:val="b"/>
+                  </m:rPr>
+                  <m:t>j</m:t>
+                </m:r>
+                <m:r>
+                  <m:rPr>
+                    <m:sty m:val="p"/>
+                  </m:rPr>
+                  <m:t>+</m:t>
+                </m:r>
+                <m:r>
+                  <m:rPr>
+                    <m:sty m:val="b"/>
+                  </m:rPr>
+                  <m:t>k</m:t>
+                </m:r>
+                <m:r>
+                  <m:rPr>
+                    <m:sty m:val="p"/>
+                  </m:rPr>
+                  <m:t>)</m:t>
+                </m:r>
                 <m:r>
                   <m:rPr>
                     <m:sty m:val="p"/>
                   </m:rPr>
                   <m:t>⋅</m:t>
                 </m:r>
-                <m:d>
-                  <m:dPr>
-                    <m:begChr m:val="("/>
-                    <m:sepChr m:val=""/>
-                    <m:endChr m:val=")"/>
-                    <m:grow/>
-                  </m:dPr>
-                  <m:e>
-                    <m:r>
-                      <m:rPr>
-                        <m:sty m:val="b"/>
-                      </m:rPr>
-                      <m:t>i</m:t>
-                    </m:r>
-                    <m:r>
-                      <m:rPr>
-                        <m:sty m:val="p"/>
-                      </m:rPr>
-                      <m:t>−</m:t>
-                    </m:r>
-                    <m:r>
-                      <m:rPr>
-                        <m:sty m:val="b"/>
-                      </m:rPr>
-                      <m:t>j</m:t>
-                    </m:r>
-                    <m:r>
-                      <m:rPr>
-                        <m:sty m:val="p"/>
-                      </m:rPr>
-                      <m:t>+</m:t>
-                    </m:r>
-                    <m:r>
-                      <m:t>3</m:t>
-                    </m:r>
-                    <m:r>
-                      <m:rPr>
-                        <m:sty m:val="b"/>
-                      </m:rPr>
-                      <m:t>k</m:t>
-                    </m:r>
-                  </m:e>
-                </m:d>
+                <m:r>
+                  <m:rPr>
+                    <m:sty m:val="p"/>
+                  </m:rPr>
+                  <m:t>(</m:t>
+                </m:r>
+                <m:r>
+                  <m:rPr>
+                    <m:sty m:val="b"/>
+                  </m:rPr>
+                  <m:t>i</m:t>
+                </m:r>
+                <m:r>
+                  <m:rPr>
+                    <m:sty m:val="p"/>
+                  </m:rPr>
+                  <m:t>−</m:t>
+                </m:r>
+                <m:r>
+                  <m:rPr>
+                    <m:sty m:val="b"/>
+                  </m:rPr>
+                  <m:t>j</m:t>
+                </m:r>
+                <m:r>
+                  <m:rPr>
+                    <m:sty m:val="p"/>
+                  </m:rPr>
+                  <m:t>+</m:t>
+                </m:r>
+                <m:r>
+                  <m:t>3</m:t>
+                </m:r>
+                <m:r>
+                  <m:rPr>
+                    <m:sty m:val="b"/>
+                  </m:rPr>
+                  <m:t>k</m:t>
+                </m:r>
+                <m:r>
+                  <m:rPr>
+                    <m:sty m:val="p"/>
+                  </m:rPr>
+                  <m:t>)</m:t>
+                </m:r>
                 <m:r>
                   <m:rPr>
                     <m:sty m:val="p"/>
                   </m:rPr>
                   <m:t>=</m:t>
                 </m:r>
-                <m:d>
-                  <m:dPr>
-                    <m:begChr m:val="("/>
-                    <m:sepChr m:val=""/>
-                    <m:endChr m:val=")"/>
-                    <m:grow/>
-                  </m:dPr>
-                  <m:e>
-                    <m:r>
-                      <m:t>4</m:t>
-                    </m:r>
-                  </m:e>
-                </m:d>
-                <m:d>
-                  <m:dPr>
-                    <m:begChr m:val="("/>
-                    <m:sepChr m:val=""/>
-                    <m:endChr m:val=")"/>
-                    <m:grow/>
-                  </m:dPr>
-                  <m:e>
-                    <m:r>
-                      <m:t>1</m:t>
-                    </m:r>
-                  </m:e>
-                </m:d>
+                <m:r>
+                  <m:rPr>
+                    <m:sty m:val="p"/>
+                  </m:rPr>
+                  <m:t>(</m:t>
+                </m:r>
+                <m:r>
+                  <m:t>4</m:t>
+                </m:r>
+                <m:r>
+                  <m:rPr>
+                    <m:sty m:val="p"/>
+                  </m:rPr>
+                  <m:t>)</m:t>
+                </m:r>
+                <m:r>
+                  <m:rPr>
+                    <m:sty m:val="p"/>
+                  </m:rPr>
+                  <m:t>(</m:t>
+                </m:r>
+                <m:r>
+                  <m:t>1</m:t>
+                </m:r>
+                <m:r>
+                  <m:rPr>
+                    <m:sty m:val="p"/>
+                  </m:rPr>
+                  <m:t>)</m:t>
+                </m:r>
                 <m:r>
                   <m:rPr>
                     <m:sty m:val="p"/>
                   </m:rPr>
                   <m:t>+</m:t>
                 </m:r>
-                <m:d>
-                  <m:dPr>
-                    <m:begChr m:val="("/>
-                    <m:sepChr m:val=""/>
-                    <m:endChr m:val=")"/>
-                    <m:grow/>
-                  </m:dPr>
-                  <m:e>
-                    <m:r>
-                      <m:t>2</m:t>
-                    </m:r>
-                  </m:e>
-                </m:d>
-                <m:d>
-                  <m:dPr>
-                    <m:begChr m:val="("/>
-                    <m:sepChr m:val=""/>
-                    <m:endChr m:val=")"/>
-                    <m:grow/>
-                  </m:dPr>
-                  <m:e>
-                    <m:r>
-                      <m:rPr>
-                        <m:sty m:val="p"/>
-                      </m:rPr>
-                      <m:t>−</m:t>
-                    </m:r>
-                    <m:r>
-                      <m:t>1</m:t>
-                    </m:r>
-                  </m:e>
-                </m:d>
+                <m:r>
+                  <m:rPr>
+                    <m:sty m:val="p"/>
+                  </m:rPr>
+                  <m:t>(</m:t>
+                </m:r>
+                <m:r>
+                  <m:t>2</m:t>
+                </m:r>
+                <m:r>
+                  <m:rPr>
+                    <m:sty m:val="p"/>
+                  </m:rPr>
+                  <m:t>)</m:t>
+                </m:r>
+                <m:r>
+                  <m:rPr>
+                    <m:sty m:val="p"/>
+                  </m:rPr>
+                  <m:t>(</m:t>
+                </m:r>
+                <m:r>
+                  <m:rPr>
+                    <m:sty m:val="p"/>
+                  </m:rPr>
+                  <m:t>−</m:t>
+                </m:r>
+                <m:r>
+                  <m:t>1</m:t>
+                </m:r>
+                <m:r>
+                  <m:rPr>
+                    <m:sty m:val="p"/>
+                  </m:rPr>
+                  <m:t>)</m:t>
+                </m:r>
                 <m:r>
                   <m:rPr>
                     <m:sty m:val="p"/>
                   </m:rPr>
                   <m:t>+</m:t>
                 </m:r>
-                <m:d>
-                  <m:dPr>
-                    <m:begChr m:val="("/>
-                    <m:sepChr m:val=""/>
-                    <m:endChr m:val=")"/>
-                    <m:grow/>
-                  </m:dPr>
-                  <m:e>
-                    <m:r>
-                      <m:t>1</m:t>
-                    </m:r>
-                  </m:e>
-                </m:d>
-                <m:d>
-                  <m:dPr>
-                    <m:begChr m:val="("/>
-                    <m:sepChr m:val=""/>
-                    <m:endChr m:val=")"/>
-                    <m:grow/>
-                  </m:dPr>
-                  <m:e>
-                    <m:r>
-                      <m:t>3</m:t>
-                    </m:r>
-                  </m:e>
-                </m:d>
+                <m:r>
+                  <m:rPr>
+                    <m:sty m:val="p"/>
+                  </m:rPr>
+                  <m:t>(</m:t>
+                </m:r>
+                <m:r>
+                  <m:t>1</m:t>
+                </m:r>
+                <m:r>
+                  <m:rPr>
+                    <m:sty m:val="p"/>
+                  </m:rPr>
+                  <m:t>)</m:t>
+                </m:r>
+                <m:r>
+                  <m:rPr>
+                    <m:sty m:val="p"/>
+                  </m:rPr>
+                  <m:t>(</m:t>
+                </m:r>
+                <m:r>
+                  <m:t>3</m:t>
+                </m:r>
+                <m:r>
+                  <m:rPr>
+                    <m:sty m:val="p"/>
+                  </m:rPr>
+                  <m:t>)</m:t>
+                </m:r>
                 <m:r>
                   <m:rPr>
                     <m:sty m:val="p"/>
@@ -3037,8 +3077,8 @@
         </w:tc>
       </w:tr>
     </w:tbl>
-    <w:bookmarkEnd w:id="38"/>
-    <w:bookmarkStart w:id="48" w:name="geometric-definition"/>
+    <w:bookmarkEnd w:id="27"/>
+    <w:bookmarkStart w:id="37" w:name="geometric-definition"/>
     <w:p>
       <w:pPr>
         <w:pStyle w:val="Heading1"/>
@@ -3112,18 +3152,18 @@
                 <wp:inline>
                   <wp:extent cx="152400" cy="152400"/>
                   <wp:effectExtent b="0" l="0" r="0" t="0"/>
-                  <wp:docPr descr="" title="" id="39" name="Picture"/>
+                  <wp:docPr descr="" title="" id="28" name="Picture"/>
                   <a:graphic>
                     <a:graphicData uri="http://schemas.openxmlformats.org/drawingml/2006/picture">
                       <pic:pic>
                         <pic:nvPicPr>
-                          <pic:cNvPr descr="/Applications/quarto/share/formats/docx/note.png" id="40" name="Picture"/>
+                          <pic:cNvPr descr="/Applications/quarto/share/formats/docx/note.png" id="29" name="Picture"/>
                           <pic:cNvPicPr>
                             <a:picLocks noChangeArrowheads="1" noChangeAspect="1"/>
                           </pic:cNvPicPr>
                         </pic:nvPicPr>
                         <pic:blipFill>
-                          <a:blip r:embed="rId23"/>
+                          <a:blip r:embed="rId12"/>
                           <a:stretch>
                             <a:fillRect/>
                           </a:stretch>
@@ -3276,57 +3316,63 @@
                   </m:rPr>
                   <m:t>=</m:t>
                 </m:r>
-                <m:d>
-                  <m:dPr>
-                    <m:begChr m:val="|"/>
-                    <m:sepChr m:val=""/>
-                    <m:endChr m:val="|"/>
-                    <m:grow/>
-                  </m:dPr>
-                  <m:e>
-                    <m:r>
-                      <m:rPr>
-                        <m:sty m:val="b"/>
-                      </m:rPr>
-                      <m:t>a</m:t>
-                    </m:r>
-                  </m:e>
-                </m:d>
-                <m:d>
-                  <m:dPr>
-                    <m:begChr m:val="|"/>
-                    <m:sepChr m:val=""/>
-                    <m:endChr m:val="|"/>
-                    <m:grow/>
-                  </m:dPr>
-                  <m:e>
-                    <m:r>
-                      <m:rPr>
-                        <m:sty m:val="b"/>
-                      </m:rPr>
-                      <m:t>b</m:t>
-                    </m:r>
-                  </m:e>
-                </m:d>
+                <m:r>
+                  <m:rPr>
+                    <m:sty m:val="p"/>
+                  </m:rPr>
+                  <m:t>|</m:t>
+                </m:r>
+                <m:r>
+                  <m:rPr>
+                    <m:sty m:val="b"/>
+                  </m:rPr>
+                  <m:t>a</m:t>
+                </m:r>
+                <m:r>
+                  <m:rPr>
+                    <m:sty m:val="p"/>
+                  </m:rPr>
+                  <m:t>|</m:t>
+                </m:r>
+                <m:r>
+                  <m:rPr>
+                    <m:sty m:val="p"/>
+                  </m:rPr>
+                  <m:t>|</m:t>
+                </m:r>
+                <m:r>
+                  <m:rPr>
+                    <m:sty m:val="b"/>
+                  </m:rPr>
+                  <m:t>b</m:t>
+                </m:r>
+                <m:r>
+                  <m:rPr>
+                    <m:sty m:val="p"/>
+                  </m:rPr>
+                  <m:t>|</m:t>
+                </m:r>
                 <m:r>
                   <m:rPr>
                     <m:sty m:val="p"/>
                   </m:rPr>
                   <m:t>cos</m:t>
                 </m:r>
-                <m:d>
-                  <m:dPr>
-                    <m:begChr m:val="("/>
-                    <m:sepChr m:val=""/>
-                    <m:endChr m:val=")"/>
-                    <m:grow/>
-                  </m:dPr>
-                  <m:e>
-                    <m:r>
-                      <m:t>θ</m:t>
-                    </m:r>
-                  </m:e>
-                </m:d>
+                <m:r>
+                  <m:rPr>
+                    <m:sty m:val="p"/>
+                  </m:rPr>
+                  <m:t>(</m:t>
+                </m:r>
+                <m:r>
+                  <m:t>θ</m:t>
+                </m:r>
+                <m:r>
+                  <m:rPr>
+                    <m:sty m:val="p"/>
+                  </m:rPr>
+                  <m:t>)</m:t>
+                </m:r>
               </m:oMath>
             </m:oMathPara>
           </w:p>
@@ -3341,44 +3387,48 @@
               <w:t xml:space="preserve"> </w:t>
             </w:r>
             <m:oMath>
-              <m:d>
-                <m:dPr>
-                  <m:begChr m:val="|"/>
-                  <m:sepChr m:val=""/>
-                  <m:endChr m:val="|"/>
-                  <m:grow/>
-                </m:dPr>
-                <m:e>
-                  <m:r>
-                    <m:rPr>
-                      <m:sty m:val="b"/>
-                    </m:rPr>
-                    <m:t>a</m:t>
-                  </m:r>
-                </m:e>
-              </m:d>
               <m:r>
                 <m:rPr>
                   <m:sty m:val="p"/>
                 </m:rPr>
+                <m:t>|</m:t>
+              </m:r>
+              <m:r>
+                <m:rPr>
+                  <m:sty m:val="b"/>
+                </m:rPr>
+                <m:t>a</m:t>
+              </m:r>
+              <m:r>
+                <m:rPr>
+                  <m:sty m:val="p"/>
+                </m:rPr>
+                <m:t>|</m:t>
+              </m:r>
+              <m:r>
+                <m:rPr>
+                  <m:sty m:val="p"/>
+                </m:rPr>
                 <m:t>,</m:t>
               </m:r>
-              <m:d>
-                <m:dPr>
-                  <m:begChr m:val="|"/>
-                  <m:sepChr m:val=""/>
-                  <m:endChr m:val="|"/>
-                  <m:grow/>
-                </m:dPr>
-                <m:e>
-                  <m:r>
-                    <m:rPr>
-                      <m:sty m:val="b"/>
-                    </m:rPr>
-                    <m:t>b</m:t>
-                  </m:r>
-                </m:e>
-              </m:d>
+              <m:r>
+                <m:rPr>
+                  <m:sty m:val="p"/>
+                </m:rPr>
+                <m:t>|</m:t>
+              </m:r>
+              <m:r>
+                <m:rPr>
+                  <m:sty m:val="b"/>
+                </m:rPr>
+                <m:t>b</m:t>
+              </m:r>
+              <m:r>
+                <m:rPr>
+                  <m:sty m:val="p"/>
+                </m:rPr>
+                <m:t>|</m:t>
+              </m:r>
             </m:oMath>
             <w:r>
               <w:t xml:space="preserve"> </w:t>
@@ -3537,22 +3587,24 @@
         <w:t xml:space="preserve"> </w:t>
       </w:r>
       <m:oMath>
-        <m:d>
-          <m:dPr>
-            <m:begChr m:val="|"/>
-            <m:sepChr m:val=""/>
-            <m:endChr m:val="|"/>
-            <m:grow/>
-          </m:dPr>
-          <m:e>
-            <m:r>
-              <m:rPr>
-                <m:sty m:val="b"/>
-              </m:rPr>
-              <m:t>a</m:t>
-            </m:r>
-          </m:e>
-        </m:d>
+        <m:r>
+          <m:rPr>
+            <m:sty m:val="p"/>
+          </m:rPr>
+          <m:t>|</m:t>
+        </m:r>
+        <m:r>
+          <m:rPr>
+            <m:sty m:val="b"/>
+          </m:rPr>
+          <m:t>a</m:t>
+        </m:r>
+        <m:r>
+          <m:rPr>
+            <m:sty m:val="p"/>
+          </m:rPr>
+          <m:t>|</m:t>
+        </m:r>
       </m:oMath>
       <w:r>
         <w:t xml:space="preserve"> </w:t>
@@ -3564,22 +3616,24 @@
         <w:t xml:space="preserve"> </w:t>
       </w:r>
       <m:oMath>
-        <m:d>
-          <m:dPr>
-            <m:begChr m:val="|"/>
-            <m:sepChr m:val=""/>
-            <m:endChr m:val="|"/>
-            <m:grow/>
-          </m:dPr>
-          <m:e>
-            <m:r>
-              <m:rPr>
-                <m:sty m:val="b"/>
-              </m:rPr>
-              <m:t>b</m:t>
-            </m:r>
-          </m:e>
-        </m:d>
+        <m:r>
+          <m:rPr>
+            <m:sty m:val="p"/>
+          </m:rPr>
+          <m:t>|</m:t>
+        </m:r>
+        <m:r>
+          <m:rPr>
+            <m:sty m:val="b"/>
+          </m:rPr>
+          <m:t>b</m:t>
+        </m:r>
+        <m:r>
+          <m:rPr>
+            <m:sty m:val="p"/>
+          </m:rPr>
+          <m:t>|</m:t>
+        </m:r>
       </m:oMath>
       <w:r>
         <w:t xml:space="preserve"> </w:t>
@@ -3603,19 +3657,21 @@
             </m:rPr>
             <m:t>cos</m:t>
           </m:r>
-          <m:d>
-            <m:dPr>
-              <m:begChr m:val="("/>
-              <m:sepChr m:val=""/>
-              <m:endChr m:val=")"/>
-              <m:grow/>
-            </m:dPr>
-            <m:e>
-              <m:r>
-                <m:t>θ</m:t>
-              </m:r>
-            </m:e>
-          </m:d>
+          <m:r>
+            <m:rPr>
+              <m:sty m:val="p"/>
+            </m:rPr>
+            <m:t>(</m:t>
+          </m:r>
+          <m:r>
+            <m:t>θ</m:t>
+          </m:r>
+          <m:r>
+            <m:rPr>
+              <m:sty m:val="p"/>
+            </m:rPr>
+            <m:t>)</m:t>
+          </m:r>
           <m:r>
             <m:rPr>
               <m:sty m:val="p"/>
@@ -3647,38 +3703,42 @@
               </m:r>
             </m:num>
             <m:den>
-              <m:d>
-                <m:dPr>
-                  <m:begChr m:val="|"/>
-                  <m:sepChr m:val=""/>
-                  <m:endChr m:val="|"/>
-                  <m:grow/>
-                </m:dPr>
-                <m:e>
-                  <m:r>
-                    <m:rPr>
-                      <m:sty m:val="b"/>
-                    </m:rPr>
-                    <m:t>a</m:t>
-                  </m:r>
-                </m:e>
-              </m:d>
-              <m:d>
-                <m:dPr>
-                  <m:begChr m:val="|"/>
-                  <m:sepChr m:val=""/>
-                  <m:endChr m:val="|"/>
-                  <m:grow/>
-                </m:dPr>
-                <m:e>
-                  <m:r>
-                    <m:rPr>
-                      <m:sty m:val="b"/>
-                    </m:rPr>
-                    <m:t>b</m:t>
-                  </m:r>
-                </m:e>
-              </m:d>
+              <m:r>
+                <m:rPr>
+                  <m:sty m:val="p"/>
+                </m:rPr>
+                <m:t>|</m:t>
+              </m:r>
+              <m:r>
+                <m:rPr>
+                  <m:sty m:val="b"/>
+                </m:rPr>
+                <m:t>a</m:t>
+              </m:r>
+              <m:r>
+                <m:rPr>
+                  <m:sty m:val="p"/>
+                </m:rPr>
+                <m:t>|</m:t>
+              </m:r>
+              <m:r>
+                <m:rPr>
+                  <m:sty m:val="p"/>
+                </m:rPr>
+                <m:t>|</m:t>
+              </m:r>
+              <m:r>
+                <m:rPr>
+                  <m:sty m:val="b"/>
+                </m:rPr>
+                <m:t>b</m:t>
+              </m:r>
+              <m:r>
+                <m:rPr>
+                  <m:sty m:val="p"/>
+                </m:rPr>
+                <m:t>|</m:t>
+              </m:r>
             </m:den>
           </m:f>
           <m:r>
@@ -3914,18 +3974,18 @@
                 <wp:inline>
                   <wp:extent cx="152400" cy="152400"/>
                   <wp:effectExtent b="0" l="0" r="0" t="0"/>
-                  <wp:docPr descr="" title="" id="41" name="Picture"/>
+                  <wp:docPr descr="" title="" id="30" name="Picture"/>
                   <a:graphic>
                     <a:graphicData uri="http://schemas.openxmlformats.org/drawingml/2006/picture">
                       <pic:pic>
                         <pic:nvPicPr>
-                          <pic:cNvPr descr="/Applications/quarto/share/formats/docx/note.png" id="42" name="Picture"/>
+                          <pic:cNvPr descr="/Applications/quarto/share/formats/docx/note.png" id="31" name="Picture"/>
                           <pic:cNvPicPr>
                             <a:picLocks noChangeArrowheads="1" noChangeAspect="1"/>
                           </pic:cNvPicPr>
                         </pic:nvPicPr>
                         <pic:blipFill>
-                          <a:blip r:embed="rId23"/>
+                          <a:blip r:embed="rId12"/>
                           <a:stretch>
                             <a:fillRect/>
                           </a:stretch>
@@ -4185,19 +4245,21 @@
                   </m:rPr>
                   <m:t>cos</m:t>
                 </m:r>
-                <m:d>
-                  <m:dPr>
-                    <m:begChr m:val="("/>
-                    <m:sepChr m:val=""/>
-                    <m:endChr m:val=")"/>
-                    <m:grow/>
-                  </m:dPr>
-                  <m:e>
-                    <m:r>
-                      <m:t>θ</m:t>
-                    </m:r>
-                  </m:e>
-                </m:d>
+                <m:r>
+                  <m:rPr>
+                    <m:sty m:val="p"/>
+                  </m:rPr>
+                  <m:t>(</m:t>
+                </m:r>
+                <m:r>
+                  <m:t>θ</m:t>
+                </m:r>
+                <m:r>
+                  <m:rPr>
+                    <m:sty m:val="p"/>
+                  </m:rPr>
+                  <m:t>)</m:t>
+                </m:r>
                 <m:r>
                   <m:rPr>
                     <m:sty m:val="p"/>
@@ -4229,38 +4291,42 @@
                     </m:r>
                   </m:num>
                   <m:den>
-                    <m:d>
-                      <m:dPr>
-                        <m:begChr m:val="|"/>
-                        <m:sepChr m:val=""/>
-                        <m:endChr m:val="|"/>
-                        <m:grow/>
-                      </m:dPr>
-                      <m:e>
-                        <m:r>
-                          <m:rPr>
-                            <m:sty m:val="b"/>
-                          </m:rPr>
-                          <m:t>a</m:t>
-                        </m:r>
-                      </m:e>
-                    </m:d>
-                    <m:d>
-                      <m:dPr>
-                        <m:begChr m:val="|"/>
-                        <m:sepChr m:val=""/>
-                        <m:endChr m:val="|"/>
-                        <m:grow/>
-                      </m:dPr>
-                      <m:e>
-                        <m:r>
-                          <m:rPr>
-                            <m:sty m:val="b"/>
-                          </m:rPr>
-                          <m:t>b</m:t>
-                        </m:r>
-                      </m:e>
-                    </m:d>
+                    <m:r>
+                      <m:rPr>
+                        <m:sty m:val="p"/>
+                      </m:rPr>
+                      <m:t>|</m:t>
+                    </m:r>
+                    <m:r>
+                      <m:rPr>
+                        <m:sty m:val="b"/>
+                      </m:rPr>
+                      <m:t>a</m:t>
+                    </m:r>
+                    <m:r>
+                      <m:rPr>
+                        <m:sty m:val="p"/>
+                      </m:rPr>
+                      <m:t>|</m:t>
+                    </m:r>
+                    <m:r>
+                      <m:rPr>
+                        <m:sty m:val="p"/>
+                      </m:rPr>
+                      <m:t>|</m:t>
+                    </m:r>
+                    <m:r>
+                      <m:rPr>
+                        <m:sty m:val="b"/>
+                      </m:rPr>
+                      <m:t>b</m:t>
+                    </m:r>
+                    <m:r>
+                      <m:rPr>
+                        <m:sty m:val="p"/>
+                      </m:rPr>
+                      <m:t>|</m:t>
+                    </m:r>
                   </m:den>
                 </m:f>
                 <m:r>
@@ -4561,18 +4627,18 @@
                 <wp:inline>
                   <wp:extent cx="152400" cy="152400"/>
                   <wp:effectExtent b="0" l="0" r="0" t="0"/>
-                  <wp:docPr descr="" title="" id="43" name="Picture"/>
+                  <wp:docPr descr="" title="" id="32" name="Picture"/>
                   <a:graphic>
                     <a:graphicData uri="http://schemas.openxmlformats.org/drawingml/2006/picture">
                       <pic:pic>
                         <pic:nvPicPr>
-                          <pic:cNvPr descr="/Applications/quarto/share/formats/docx/note.png" id="44" name="Picture"/>
+                          <pic:cNvPr descr="/Applications/quarto/share/formats/docx/note.png" id="33" name="Picture"/>
                           <pic:cNvPicPr>
                             <a:picLocks noChangeArrowheads="1" noChangeAspect="1"/>
                           </pic:cNvPicPr>
                         </pic:nvPicPr>
                         <pic:blipFill>
-                          <a:blip r:embed="rId23"/>
+                          <a:blip r:embed="rId12"/>
                           <a:stretch>
                             <a:fillRect/>
                           </a:stretch>
@@ -4907,114 +4973,126 @@
                   </m:rPr>
                   <m:t>=</m:t>
                 </m:r>
-                <m:d>
-                  <m:dPr>
-                    <m:begChr m:val="("/>
-                    <m:sepChr m:val=""/>
-                    <m:endChr m:val=")"/>
-                    <m:grow/>
-                  </m:dPr>
-                  <m:e>
-                    <m:r>
-                      <m:rPr>
-                        <m:sty m:val="p"/>
-                      </m:rPr>
-                      <m:t>−</m:t>
-                    </m:r>
-                    <m:r>
-                      <m:t>1</m:t>
-                    </m:r>
-                  </m:e>
-                </m:d>
-                <m:d>
-                  <m:dPr>
-                    <m:begChr m:val="("/>
-                    <m:sepChr m:val=""/>
-                    <m:endChr m:val=")"/>
-                    <m:grow/>
-                  </m:dPr>
-                  <m:e>
-                    <m:r>
-                      <m:rPr>
-                        <m:sty m:val="p"/>
-                      </m:rPr>
-                      <m:t>−</m:t>
-                    </m:r>
-                    <m:r>
-                      <m:t>1</m:t>
-                    </m:r>
-                  </m:e>
-                </m:d>
+                <m:r>
+                  <m:rPr>
+                    <m:sty m:val="p"/>
+                  </m:rPr>
+                  <m:t>(</m:t>
+                </m:r>
+                <m:r>
+                  <m:rPr>
+                    <m:sty m:val="p"/>
+                  </m:rPr>
+                  <m:t>−</m:t>
+                </m:r>
+                <m:r>
+                  <m:t>1</m:t>
+                </m:r>
+                <m:r>
+                  <m:rPr>
+                    <m:sty m:val="p"/>
+                  </m:rPr>
+                  <m:t>)</m:t>
+                </m:r>
+                <m:r>
+                  <m:rPr>
+                    <m:sty m:val="p"/>
+                  </m:rPr>
+                  <m:t>(</m:t>
+                </m:r>
+                <m:r>
+                  <m:rPr>
+                    <m:sty m:val="p"/>
+                  </m:rPr>
+                  <m:t>−</m:t>
+                </m:r>
+                <m:r>
+                  <m:t>1</m:t>
+                </m:r>
+                <m:r>
+                  <m:rPr>
+                    <m:sty m:val="p"/>
+                  </m:rPr>
+                  <m:t>)</m:t>
+                </m:r>
                 <m:r>
                   <m:rPr>
                     <m:sty m:val="p"/>
                   </m:rPr>
                   <m:t>+</m:t>
                 </m:r>
-                <m:d>
-                  <m:dPr>
-                    <m:begChr m:val="("/>
-                    <m:sepChr m:val=""/>
-                    <m:endChr m:val=")"/>
-                    <m:grow/>
-                  </m:dPr>
-                  <m:e>
-                    <m:r>
-                      <m:t>7</m:t>
-                    </m:r>
-                  </m:e>
-                </m:d>
-                <m:d>
-                  <m:dPr>
-                    <m:begChr m:val="("/>
-                    <m:sepChr m:val=""/>
-                    <m:endChr m:val=")"/>
-                    <m:grow/>
-                  </m:dPr>
-                  <m:e>
-                    <m:r>
-                      <m:rPr>
-                        <m:sty m:val="p"/>
-                      </m:rPr>
-                      <m:t>−</m:t>
-                    </m:r>
-                    <m:r>
-                      <m:t>1</m:t>
-                    </m:r>
-                  </m:e>
-                </m:d>
+                <m:r>
+                  <m:rPr>
+                    <m:sty m:val="p"/>
+                  </m:rPr>
+                  <m:t>(</m:t>
+                </m:r>
+                <m:r>
+                  <m:t>7</m:t>
+                </m:r>
+                <m:r>
+                  <m:rPr>
+                    <m:sty m:val="p"/>
+                  </m:rPr>
+                  <m:t>)</m:t>
+                </m:r>
+                <m:r>
+                  <m:rPr>
+                    <m:sty m:val="p"/>
+                  </m:rPr>
+                  <m:t>(</m:t>
+                </m:r>
+                <m:r>
+                  <m:rPr>
+                    <m:sty m:val="p"/>
+                  </m:rPr>
+                  <m:t>−</m:t>
+                </m:r>
+                <m:r>
+                  <m:t>1</m:t>
+                </m:r>
+                <m:r>
+                  <m:rPr>
+                    <m:sty m:val="p"/>
+                  </m:rPr>
+                  <m:t>)</m:t>
+                </m:r>
                 <m:r>
                   <m:rPr>
                     <m:sty m:val="p"/>
                   </m:rPr>
                   <m:t>+</m:t>
                 </m:r>
-                <m:d>
-                  <m:dPr>
-                    <m:begChr m:val="("/>
-                    <m:sepChr m:val=""/>
-                    <m:endChr m:val=")"/>
-                    <m:grow/>
-                  </m:dPr>
-                  <m:e>
-                    <m:r>
-                      <m:t>1</m:t>
-                    </m:r>
-                  </m:e>
-                </m:d>
-                <m:d>
-                  <m:dPr>
-                    <m:begChr m:val="("/>
-                    <m:sepChr m:val=""/>
-                    <m:endChr m:val=")"/>
-                    <m:grow/>
-                  </m:dPr>
-                  <m:e>
-                    <m:r>
-                      <m:t>2</m:t>
-                    </m:r>
-                  </m:e>
-                </m:d>
+                <m:r>
+                  <m:rPr>
+                    <m:sty m:val="p"/>
+                  </m:rPr>
+                  <m:t>(</m:t>
+                </m:r>
+                <m:r>
+                  <m:t>1</m:t>
+                </m:r>
+                <m:r>
+                  <m:rPr>
+                    <m:sty m:val="p"/>
+                  </m:rPr>
+                  <m:t>)</m:t>
+                </m:r>
+                <m:r>
+                  <m:rPr>
+                    <m:sty m:val="p"/>
+                  </m:rPr>
+                  <m:t>(</m:t>
+                </m:r>
+                <m:r>
+                  <m:t>2</m:t>
+                </m:r>
+                <m:r>
+                  <m:rPr>
+                    <m:sty m:val="p"/>
+                  </m:rPr>
+                  <m:t>)</m:t>
+                </m:r>
                 <m:r>
                   <m:rPr>
                     <m:sty m:val="p"/>
@@ -5254,19 +5332,21 @@
                   </m:rPr>
                   <m:t>cos</m:t>
                 </m:r>
-                <m:d>
-                  <m:dPr>
-                    <m:begChr m:val="("/>
-                    <m:sepChr m:val=""/>
-                    <m:endChr m:val=")"/>
-                    <m:grow/>
-                  </m:dPr>
-                  <m:e>
-                    <m:r>
-                      <m:t>θ</m:t>
-                    </m:r>
-                  </m:e>
-                </m:d>
+                <m:r>
+                  <m:rPr>
+                    <m:sty m:val="p"/>
+                  </m:rPr>
+                  <m:t>(</m:t>
+                </m:r>
+                <m:r>
+                  <m:t>θ</m:t>
+                </m:r>
+                <m:r>
+                  <m:rPr>
+                    <m:sty m:val="p"/>
+                  </m:rPr>
+                  <m:t>)</m:t>
+                </m:r>
                 <m:r>
                   <m:rPr>
                     <m:sty m:val="p"/>
@@ -5298,38 +5378,42 @@
                     </m:r>
                   </m:num>
                   <m:den>
-                    <m:d>
-                      <m:dPr>
-                        <m:begChr m:val="|"/>
-                        <m:sepChr m:val=""/>
-                        <m:endChr m:val="|"/>
-                        <m:grow/>
-                      </m:dPr>
-                      <m:e>
-                        <m:r>
-                          <m:rPr>
-                            <m:sty m:val="b"/>
-                          </m:rPr>
-                          <m:t>a</m:t>
-                        </m:r>
-                      </m:e>
-                    </m:d>
-                    <m:d>
-                      <m:dPr>
-                        <m:begChr m:val="|"/>
-                        <m:sepChr m:val=""/>
-                        <m:endChr m:val="|"/>
-                        <m:grow/>
-                      </m:dPr>
-                      <m:e>
-                        <m:r>
-                          <m:rPr>
-                            <m:sty m:val="b"/>
-                          </m:rPr>
-                          <m:t>b</m:t>
-                        </m:r>
-                      </m:e>
-                    </m:d>
+                    <m:r>
+                      <m:rPr>
+                        <m:sty m:val="p"/>
+                      </m:rPr>
+                      <m:t>|</m:t>
+                    </m:r>
+                    <m:r>
+                      <m:rPr>
+                        <m:sty m:val="b"/>
+                      </m:rPr>
+                      <m:t>a</m:t>
+                    </m:r>
+                    <m:r>
+                      <m:rPr>
+                        <m:sty m:val="p"/>
+                      </m:rPr>
+                      <m:t>|</m:t>
+                    </m:r>
+                    <m:r>
+                      <m:rPr>
+                        <m:sty m:val="p"/>
+                      </m:rPr>
+                      <m:t>|</m:t>
+                    </m:r>
+                    <m:r>
+                      <m:rPr>
+                        <m:sty m:val="b"/>
+                      </m:rPr>
+                      <m:t>b</m:t>
+                    </m:r>
+                    <m:r>
+                      <m:rPr>
+                        <m:sty m:val="p"/>
+                      </m:rPr>
+                      <m:t>|</m:t>
+                    </m:r>
                   </m:den>
                 </m:f>
                 <m:r>
@@ -5368,27 +5452,29 @@
                           </m:radPr>
                           <m:deg/>
                           <m:e>
+                            <m:r>
+                              <m:rPr>
+                                <m:sty m:val="p"/>
+                              </m:rPr>
+                              <m:t>(</m:t>
+                            </m:r>
+                            <m:r>
+                              <m:rPr>
+                                <m:sty m:val="p"/>
+                              </m:rPr>
+                              <m:t>−</m:t>
+                            </m:r>
+                            <m:r>
+                              <m:t>1</m:t>
+                            </m:r>
                             <m:sSup>
                               <m:e>
-                                <m:d>
-                                  <m:dPr>
-                                    <m:begChr m:val="("/>
-                                    <m:sepChr m:val=""/>
-                                    <m:endChr m:val=")"/>
-                                    <m:grow/>
-                                  </m:dPr>
-                                  <m:e>
-                                    <m:r>
-                                      <m:rPr>
-                                        <m:sty m:val="p"/>
-                                      </m:rPr>
-                                      <m:t>−</m:t>
-                                    </m:r>
-                                    <m:r>
-                                      <m:t>1</m:t>
-                                    </m:r>
-                                  </m:e>
-                                </m:d>
+                                <m:r>
+                                  <m:rPr>
+                                    <m:sty m:val="p"/>
+                                  </m:rPr>
+                                  <m:t>)</m:t>
+                                </m:r>
                               </m:e>
                               <m:sup>
                                 <m:r>
@@ -5450,27 +5536,29 @@
                           </m:radPr>
                           <m:deg/>
                           <m:e>
+                            <m:r>
+                              <m:rPr>
+                                <m:sty m:val="p"/>
+                              </m:rPr>
+                              <m:t>(</m:t>
+                            </m:r>
+                            <m:r>
+                              <m:rPr>
+                                <m:sty m:val="p"/>
+                              </m:rPr>
+                              <m:t>−</m:t>
+                            </m:r>
+                            <m:r>
+                              <m:t>1</m:t>
+                            </m:r>
                             <m:sSup>
                               <m:e>
-                                <m:d>
-                                  <m:dPr>
-                                    <m:begChr m:val="("/>
-                                    <m:sepChr m:val=""/>
-                                    <m:endChr m:val=")"/>
-                                    <m:grow/>
-                                  </m:dPr>
-                                  <m:e>
-                                    <m:r>
-                                      <m:rPr>
-                                        <m:sty m:val="p"/>
-                                      </m:rPr>
-                                      <m:t>−</m:t>
-                                    </m:r>
-                                    <m:r>
-                                      <m:t>1</m:t>
-                                    </m:r>
-                                  </m:e>
-                                </m:d>
+                                <m:r>
+                                  <m:rPr>
+                                    <m:sty m:val="p"/>
+                                  </m:rPr>
+                                  <m:t>)</m:t>
+                                </m:r>
                               </m:e>
                               <m:sup>
                                 <m:r>
@@ -5484,27 +5572,29 @@
                               </m:rPr>
                               <m:t>+</m:t>
                             </m:r>
+                            <m:r>
+                              <m:rPr>
+                                <m:sty m:val="p"/>
+                              </m:rPr>
+                              <m:t>(</m:t>
+                            </m:r>
+                            <m:r>
+                              <m:rPr>
+                                <m:sty m:val="p"/>
+                              </m:rPr>
+                              <m:t>−</m:t>
+                            </m:r>
+                            <m:r>
+                              <m:t>1</m:t>
+                            </m:r>
                             <m:sSup>
                               <m:e>
-                                <m:d>
-                                  <m:dPr>
-                                    <m:begChr m:val="("/>
-                                    <m:sepChr m:val=""/>
-                                    <m:endChr m:val=")"/>
-                                    <m:grow/>
-                                  </m:dPr>
-                                  <m:e>
-                                    <m:r>
-                                      <m:rPr>
-                                        <m:sty m:val="p"/>
-                                      </m:rPr>
-                                      <m:t>−</m:t>
-                                    </m:r>
-                                    <m:r>
-                                      <m:t>1</m:t>
-                                    </m:r>
-                                  </m:e>
-                                </m:d>
+                                <m:r>
+                                  <m:rPr>
+                                    <m:sty m:val="p"/>
+                                  </m:rPr>
+                                  <m:t>)</m:t>
+                                </m:r>
                               </m:e>
                               <m:sup>
                                 <m:r>
@@ -5648,18 +5738,18 @@
                 <wp:inline>
                   <wp:extent cx="152400" cy="152400"/>
                   <wp:effectExtent b="0" l="0" r="0" t="0"/>
-                  <wp:docPr descr="" title="" id="46" name="Picture"/>
+                  <wp:docPr descr="" title="" id="35" name="Picture"/>
                   <a:graphic>
                     <a:graphicData uri="http://schemas.openxmlformats.org/drawingml/2006/picture">
                       <pic:pic>
                         <pic:nvPicPr>
-                          <pic:cNvPr descr="/Applications/quarto/share/formats/docx/tip.png" id="47" name="Picture"/>
+                          <pic:cNvPr descr="/Applications/quarto/share/formats/docx/tip.png" id="36" name="Picture"/>
                           <pic:cNvPicPr>
                             <a:picLocks noChangeArrowheads="1" noChangeAspect="1"/>
                           </pic:cNvPicPr>
                         </pic:nvPicPr>
                         <pic:blipFill>
-                          <a:blip r:embed="rId45"/>
+                          <a:blip r:embed="rId34"/>
                           <a:stretch>
                             <a:fillRect/>
                           </a:stretch>
@@ -5961,8 +6051,8 @@
         </w:tc>
       </w:tr>
     </w:tbl>
-    <w:bookmarkEnd w:id="48"/>
-    <w:bookmarkStart w:id="61" w:name="properties-of-the-scalar-product"/>
+    <w:bookmarkEnd w:id="37"/>
+    <w:bookmarkStart w:id="50" w:name="properties-of-the-scalar-product"/>
     <w:p>
       <w:pPr>
         <w:pStyle w:val="Heading1"/>
@@ -5981,7 +6071,7 @@
       <w:r>
         <w:t xml:space="preserve"> </w:t>
       </w:r>
-      <w:hyperlink r:id="rId21">
+      <w:hyperlink r:id="rId10">
         <w:r>
           <w:rPr>
             <w:rStyle w:val="Hyperlink"/>
@@ -6034,18 +6124,18 @@
                 <wp:inline>
                   <wp:extent cx="152400" cy="152400"/>
                   <wp:effectExtent b="0" l="0" r="0" t="0"/>
-                  <wp:docPr descr="" title="" id="49" name="Picture"/>
+                  <wp:docPr descr="" title="" id="38" name="Picture"/>
                   <a:graphic>
                     <a:graphicData uri="http://schemas.openxmlformats.org/drawingml/2006/picture">
                       <pic:pic>
                         <pic:nvPicPr>
-                          <pic:cNvPr descr="/Applications/quarto/share/formats/docx/tip.png" id="50" name="Picture"/>
+                          <pic:cNvPr descr="/Applications/quarto/share/formats/docx/tip.png" id="39" name="Picture"/>
                           <pic:cNvPicPr>
                             <a:picLocks noChangeArrowheads="1" noChangeAspect="1"/>
                           </pic:cNvPicPr>
                         </pic:nvPicPr>
                         <pic:blipFill>
-                          <a:blip r:embed="rId45"/>
+                          <a:blip r:embed="rId34"/>
                           <a:stretch>
                             <a:fillRect/>
                           </a:stretch>
@@ -6123,7 +6213,7 @@
             <w:r>
               <w:t xml:space="preserve"> </w:t>
             </w:r>
-            <w:hyperlink r:id="rId51">
+            <w:hyperlink r:id="rId40">
               <w:r>
                 <w:rPr>
                   <w:rStyle w:val="Hyperlink"/>
@@ -6424,34 +6514,36 @@
             </m:rPr>
             <m:t>⋅</m:t>
           </m:r>
-          <m:d>
-            <m:dPr>
-              <m:begChr m:val="("/>
-              <m:sepChr m:val=""/>
-              <m:endChr m:val=")"/>
-              <m:grow/>
-            </m:dPr>
-            <m:e>
-              <m:r>
-                <m:rPr>
-                  <m:sty m:val="b"/>
-                </m:rPr>
-                <m:t>b</m:t>
-              </m:r>
-              <m:r>
-                <m:rPr>
-                  <m:sty m:val="p"/>
-                </m:rPr>
-                <m:t>+</m:t>
-              </m:r>
-              <m:r>
-                <m:rPr>
-                  <m:sty m:val="b"/>
-                </m:rPr>
-                <m:t>c</m:t>
-              </m:r>
-            </m:e>
-          </m:d>
+          <m:r>
+            <m:rPr>
+              <m:sty m:val="p"/>
+            </m:rPr>
+            <m:t>(</m:t>
+          </m:r>
+          <m:r>
+            <m:rPr>
+              <m:sty m:val="b"/>
+            </m:rPr>
+            <m:t>b</m:t>
+          </m:r>
+          <m:r>
+            <m:rPr>
+              <m:sty m:val="p"/>
+            </m:rPr>
+            <m:t>+</m:t>
+          </m:r>
+          <m:r>
+            <m:rPr>
+              <m:sty m:val="b"/>
+            </m:rPr>
+            <m:t>c</m:t>
+          </m:r>
+          <m:r>
+            <m:rPr>
+              <m:sty m:val="p"/>
+            </m:rPr>
+            <m:t>)</m:t>
+          </m:r>
           <m:r>
             <m:rPr>
               <m:sty m:val="p"/>
@@ -6575,25 +6667,27 @@
           <m:jc m:val="center"/>
         </m:oMathParaPr>
         <m:oMath>
-          <m:d>
-            <m:dPr>
-              <m:begChr m:val="("/>
-              <m:sepChr m:val=""/>
-              <m:endChr m:val=")"/>
-              <m:grow/>
-            </m:dPr>
-            <m:e>
-              <m:r>
-                <m:t>λ</m:t>
-              </m:r>
-              <m:r>
-                <m:rPr>
-                  <m:sty m:val="b"/>
-                </m:rPr>
-                <m:t>a</m:t>
-              </m:r>
-            </m:e>
-          </m:d>
+          <m:r>
+            <m:rPr>
+              <m:sty m:val="p"/>
+            </m:rPr>
+            <m:t>(</m:t>
+          </m:r>
+          <m:r>
+            <m:t>λ</m:t>
+          </m:r>
+          <m:r>
+            <m:rPr>
+              <m:sty m:val="b"/>
+            </m:rPr>
+            <m:t>a</m:t>
+          </m:r>
+          <m:r>
+            <m:rPr>
+              <m:sty m:val="p"/>
+            </m:rPr>
+            <m:t>)</m:t>
+          </m:r>
           <m:r>
             <m:rPr>
               <m:sty m:val="p"/>
@@ -6615,34 +6709,36 @@
           <m:r>
             <m:t>λ</m:t>
           </m:r>
-          <m:d>
-            <m:dPr>
-              <m:begChr m:val="("/>
-              <m:sepChr m:val=""/>
-              <m:endChr m:val=")"/>
-              <m:grow/>
-            </m:dPr>
-            <m:e>
-              <m:r>
-                <m:rPr>
-                  <m:sty m:val="b"/>
-                </m:rPr>
-                <m:t>a</m:t>
-              </m:r>
-              <m:r>
-                <m:rPr>
-                  <m:sty m:val="p"/>
-                </m:rPr>
-                <m:t>⋅</m:t>
-              </m:r>
-              <m:r>
-                <m:rPr>
-                  <m:sty m:val="b"/>
-                </m:rPr>
-                <m:t>b</m:t>
-              </m:r>
-            </m:e>
-          </m:d>
+          <m:r>
+            <m:rPr>
+              <m:sty m:val="p"/>
+            </m:rPr>
+            <m:t>(</m:t>
+          </m:r>
+          <m:r>
+            <m:rPr>
+              <m:sty m:val="b"/>
+            </m:rPr>
+            <m:t>a</m:t>
+          </m:r>
+          <m:r>
+            <m:rPr>
+              <m:sty m:val="p"/>
+            </m:rPr>
+            <m:t>⋅</m:t>
+          </m:r>
+          <m:r>
+            <m:rPr>
+              <m:sty m:val="b"/>
+            </m:rPr>
+            <m:t>b</m:t>
+          </m:r>
+          <m:r>
+            <m:rPr>
+              <m:sty m:val="p"/>
+            </m:rPr>
+            <m:t>)</m:t>
+          </m:r>
         </m:oMath>
       </m:oMathPara>
     </w:p>
@@ -6686,18 +6782,18 @@
                 <wp:inline>
                   <wp:extent cx="152400" cy="152400"/>
                   <wp:effectExtent b="0" l="0" r="0" t="0"/>
-                  <wp:docPr descr="" title="" id="52" name="Picture"/>
+                  <wp:docPr descr="" title="" id="41" name="Picture"/>
                   <a:graphic>
                     <a:graphicData uri="http://schemas.openxmlformats.org/drawingml/2006/picture">
                       <pic:pic>
                         <pic:nvPicPr>
-                          <pic:cNvPr descr="/Applications/quarto/share/formats/docx/note.png" id="53" name="Picture"/>
+                          <pic:cNvPr descr="/Applications/quarto/share/formats/docx/note.png" id="42" name="Picture"/>
                           <pic:cNvPicPr>
                             <a:picLocks noChangeArrowheads="1" noChangeAspect="1"/>
                           </pic:cNvPicPr>
                         </pic:nvPicPr>
                         <pic:blipFill>
-                          <a:blip r:embed="rId23"/>
+                          <a:blip r:embed="rId12"/>
                           <a:stretch>
                             <a:fillRect/>
                           </a:stretch>
@@ -7084,96 +7180,108 @@
                   </m:rPr>
                   <m:t>=</m:t>
                 </m:r>
-                <m:d>
-                  <m:dPr>
-                    <m:begChr m:val="("/>
-                    <m:sepChr m:val=""/>
-                    <m:endChr m:val=")"/>
-                    <m:grow/>
-                  </m:dPr>
-                  <m:e>
-                    <m:r>
-                      <m:t>2</m:t>
-                    </m:r>
-                  </m:e>
-                </m:d>
-                <m:d>
-                  <m:dPr>
-                    <m:begChr m:val="("/>
-                    <m:sepChr m:val=""/>
-                    <m:endChr m:val=")"/>
-                    <m:grow/>
-                  </m:dPr>
-                  <m:e>
-                    <m:r>
-                      <m:t>3</m:t>
-                    </m:r>
-                  </m:e>
-                </m:d>
+                <m:r>
+                  <m:rPr>
+                    <m:sty m:val="p"/>
+                  </m:rPr>
+                  <m:t>(</m:t>
+                </m:r>
+                <m:r>
+                  <m:t>2</m:t>
+                </m:r>
+                <m:r>
+                  <m:rPr>
+                    <m:sty m:val="p"/>
+                  </m:rPr>
+                  <m:t>)</m:t>
+                </m:r>
+                <m:r>
+                  <m:rPr>
+                    <m:sty m:val="p"/>
+                  </m:rPr>
+                  <m:t>(</m:t>
+                </m:r>
+                <m:r>
+                  <m:t>3</m:t>
+                </m:r>
+                <m:r>
+                  <m:rPr>
+                    <m:sty m:val="p"/>
+                  </m:rPr>
+                  <m:t>)</m:t>
+                </m:r>
                 <m:r>
                   <m:rPr>
                     <m:sty m:val="p"/>
                   </m:rPr>
                   <m:t>+</m:t>
                 </m:r>
-                <m:d>
-                  <m:dPr>
-                    <m:begChr m:val="("/>
-                    <m:sepChr m:val=""/>
-                    <m:endChr m:val=")"/>
-                    <m:grow/>
-                  </m:dPr>
-                  <m:e>
-                    <m:r>
-                      <m:t>7</m:t>
-                    </m:r>
-                  </m:e>
-                </m:d>
-                <m:d>
-                  <m:dPr>
-                    <m:begChr m:val="("/>
-                    <m:sepChr m:val=""/>
-                    <m:endChr m:val=")"/>
-                    <m:grow/>
-                  </m:dPr>
-                  <m:e>
-                    <m:r>
-                      <m:t>5</m:t>
-                    </m:r>
-                  </m:e>
-                </m:d>
+                <m:r>
+                  <m:rPr>
+                    <m:sty m:val="p"/>
+                  </m:rPr>
+                  <m:t>(</m:t>
+                </m:r>
+                <m:r>
+                  <m:t>7</m:t>
+                </m:r>
+                <m:r>
+                  <m:rPr>
+                    <m:sty m:val="p"/>
+                  </m:rPr>
+                  <m:t>)</m:t>
+                </m:r>
+                <m:r>
+                  <m:rPr>
+                    <m:sty m:val="p"/>
+                  </m:rPr>
+                  <m:t>(</m:t>
+                </m:r>
+                <m:r>
+                  <m:t>5</m:t>
+                </m:r>
+                <m:r>
+                  <m:rPr>
+                    <m:sty m:val="p"/>
+                  </m:rPr>
+                  <m:t>)</m:t>
+                </m:r>
                 <m:r>
                   <m:rPr>
                     <m:sty m:val="p"/>
                   </m:rPr>
                   <m:t>+</m:t>
                 </m:r>
-                <m:d>
-                  <m:dPr>
-                    <m:begChr m:val="("/>
-                    <m:sepChr m:val=""/>
-                    <m:endChr m:val=")"/>
-                    <m:grow/>
-                  </m:dPr>
-                  <m:e>
-                    <m:r>
-                      <m:t>2</m:t>
-                    </m:r>
-                  </m:e>
-                </m:d>
-                <m:d>
-                  <m:dPr>
-                    <m:begChr m:val="("/>
-                    <m:sepChr m:val=""/>
-                    <m:endChr m:val=")"/>
-                    <m:grow/>
-                  </m:dPr>
-                  <m:e>
-                    <m:r>
-                      <m:t>1</m:t>
-                    </m:r>
-                  </m:e>
-                </m:d>
+                <m:r>
+                  <m:rPr>
+                    <m:sty m:val="p"/>
+                  </m:rPr>
+                  <m:t>(</m:t>
+                </m:r>
+                <m:r>
+                  <m:t>2</m:t>
+                </m:r>
+                <m:r>
+                  <m:rPr>
+                    <m:sty m:val="p"/>
+                  </m:rPr>
+                  <m:t>)</m:t>
+                </m:r>
+                <m:r>
+                  <m:rPr>
+                    <m:sty m:val="p"/>
+                  </m:rPr>
+                  <m:t>(</m:t>
+                </m:r>
+                <m:r>
+                  <m:t>1</m:t>
+                </m:r>
+                <m:r>
+                  <m:rPr>
+                    <m:sty m:val="p"/>
+                  </m:rPr>
+                  <m:t>)</m:t>
+                </m:r>
                 <m:r>
                   <m:rPr>
                     <m:sty m:val="p"/>
@@ -7288,25 +7396,27 @@
               <w:t xml:space="preserve"> </w:t>
             </w:r>
             <m:oMath>
-              <m:d>
-                <m:dPr>
-                  <m:begChr m:val="("/>
-                  <m:sepChr m:val=""/>
-                  <m:endChr m:val=")"/>
-                  <m:grow/>
-                </m:dPr>
-                <m:e>
-                  <m:r>
-                    <m:t>3</m:t>
-                  </m:r>
-                  <m:r>
-                    <m:rPr>
-                      <m:sty m:val="b"/>
-                    </m:rPr>
-                    <m:t>a</m:t>
-                  </m:r>
-                </m:e>
-              </m:d>
+              <m:r>
+                <m:rPr>
+                  <m:sty m:val="p"/>
+                </m:rPr>
+                <m:t>(</m:t>
+              </m:r>
+              <m:r>
+                <m:t>3</m:t>
+              </m:r>
+              <m:r>
+                <m:rPr>
+                  <m:sty m:val="b"/>
+                </m:rPr>
+                <m:t>a</m:t>
+              </m:r>
+              <m:r>
+                <m:rPr>
+                  <m:sty m:val="p"/>
+                </m:rPr>
+                <m:t>)</m:t>
+              </m:r>
               <m:r>
                 <m:rPr>
                   <m:sty m:val="p"/>
@@ -7374,25 +7484,27 @@
                 <m:jc m:val="center"/>
               </m:oMathParaPr>
               <m:oMath>
-                <m:d>
-                  <m:dPr>
-                    <m:begChr m:val="("/>
-                    <m:sepChr m:val=""/>
-                    <m:endChr m:val=")"/>
-                    <m:grow/>
-                  </m:dPr>
-                  <m:e>
-                    <m:r>
-                      <m:t>3</m:t>
-                    </m:r>
-                    <m:r>
-                      <m:rPr>
-                        <m:sty m:val="b"/>
-                      </m:rPr>
-                      <m:t>a</m:t>
-                    </m:r>
-                  </m:e>
-                </m:d>
+                <m:r>
+                  <m:rPr>
+                    <m:sty m:val="p"/>
+                  </m:rPr>
+                  <m:t>(</m:t>
+                </m:r>
+                <m:r>
+                  <m:t>3</m:t>
+                </m:r>
+                <m:r>
+                  <m:rPr>
+                    <m:sty m:val="b"/>
+                  </m:rPr>
+                  <m:t>a</m:t>
+                </m:r>
+                <m:r>
+                  <m:rPr>
+                    <m:sty m:val="p"/>
+                  </m:rPr>
+                  <m:t>)</m:t>
+                </m:r>
                 <m:r>
                   <m:rPr>
                     <m:sty m:val="p"/>
@@ -7414,34 +7526,36 @@
                 <m:r>
                   <m:t>3</m:t>
                 </m:r>
-                <m:d>
-                  <m:dPr>
-                    <m:begChr m:val="("/>
-                    <m:sepChr m:val=""/>
-                    <m:endChr m:val=")"/>
-                    <m:grow/>
-                  </m:dPr>
-                  <m:e>
-                    <m:r>
-                      <m:rPr>
-                        <m:sty m:val="b"/>
-                      </m:rPr>
-                      <m:t>a</m:t>
-                    </m:r>
-                    <m:r>
-                      <m:rPr>
-                        <m:sty m:val="p"/>
-                      </m:rPr>
-                      <m:t>⋅</m:t>
-                    </m:r>
-                    <m:r>
-                      <m:rPr>
-                        <m:sty m:val="b"/>
-                      </m:rPr>
-                      <m:t>b</m:t>
-                    </m:r>
-                  </m:e>
-                </m:d>
+                <m:r>
+                  <m:rPr>
+                    <m:sty m:val="p"/>
+                  </m:rPr>
+                  <m:t>(</m:t>
+                </m:r>
+                <m:r>
+                  <m:rPr>
+                    <m:sty m:val="b"/>
+                  </m:rPr>
+                  <m:t>a</m:t>
+                </m:r>
+                <m:r>
+                  <m:rPr>
+                    <m:sty m:val="p"/>
+                  </m:rPr>
+                  <m:t>⋅</m:t>
+                </m:r>
+                <m:r>
+                  <m:rPr>
+                    <m:sty m:val="b"/>
+                  </m:rPr>
+                  <m:t>b</m:t>
+                </m:r>
+                <m:r>
+                  <m:rPr>
+                    <m:sty m:val="p"/>
+                  </m:rPr>
+                  <m:t>)</m:t>
+                </m:r>
                 <m:r>
                   <m:rPr>
                     <m:sty m:val="p"/>
@@ -7451,19 +7565,21 @@
                 <m:r>
                   <m:t>3</m:t>
                 </m:r>
-                <m:d>
-                  <m:dPr>
-                    <m:begChr m:val="("/>
-                    <m:sepChr m:val=""/>
-                    <m:endChr m:val=")"/>
-                    <m:grow/>
-                  </m:dPr>
-                  <m:e>
-                    <m:r>
-                      <m:t>43</m:t>
-                    </m:r>
-                  </m:e>
-                </m:d>
+                <m:r>
+                  <m:rPr>
+                    <m:sty m:val="p"/>
+                  </m:rPr>
+                  <m:t>(</m:t>
+                </m:r>
+                <m:r>
+                  <m:t>43</m:t>
+                </m:r>
+                <m:r>
+                  <m:rPr>
+                    <m:sty m:val="p"/>
+                  </m:rPr>
+                  <m:t>)</m:t>
+                </m:r>
                 <m:r>
                   <m:rPr>
                     <m:sty m:val="p"/>
@@ -7554,24 +7670,26 @@
             </m:rPr>
             <m:t>=</m:t>
           </m:r>
+          <m:r>
+            <m:rPr>
+              <m:sty m:val="p"/>
+            </m:rPr>
+            <m:t>|</m:t>
+          </m:r>
+          <m:r>
+            <m:rPr>
+              <m:sty m:val="b"/>
+            </m:rPr>
+            <m:t>a</m:t>
+          </m:r>
           <m:sSup>
             <m:e>
-              <m:d>
-                <m:dPr>
-                  <m:begChr m:val="|"/>
-                  <m:sepChr m:val=""/>
-                  <m:endChr m:val="|"/>
-                  <m:grow/>
-                </m:dPr>
-                <m:e>
-                  <m:r>
-                    <m:rPr>
-                      <m:sty m:val="b"/>
-                    </m:rPr>
-                    <m:t>a</m:t>
-                  </m:r>
-                </m:e>
-              </m:d>
+              <m:r>
+                <m:rPr>
+                  <m:sty m:val="p"/>
+                </m:rPr>
+                <m:t>|</m:t>
+              </m:r>
             </m:e>
             <m:sup>
               <m:r>
@@ -7679,7 +7797,7 @@
       <w:r>
         <w:t xml:space="preserve"> </w:t>
       </w:r>
-      <w:hyperlink r:id="rId21">
+      <w:hyperlink r:id="rId10">
         <w:r>
           <w:rPr>
             <w:rStyle w:val="Hyperlink"/>
@@ -7724,38 +7842,42 @@
             </m:rPr>
             <m:t>=</m:t>
           </m:r>
-          <m:d>
-            <m:dPr>
-              <m:begChr m:val="|"/>
-              <m:sepChr m:val=""/>
-              <m:endChr m:val="|"/>
-              <m:grow/>
-            </m:dPr>
-            <m:e>
-              <m:r>
-                <m:rPr>
-                  <m:sty m:val="b"/>
-                </m:rPr>
-                <m:t>a</m:t>
-              </m:r>
-            </m:e>
-          </m:d>
-          <m:d>
-            <m:dPr>
-              <m:begChr m:val="|"/>
-              <m:sepChr m:val=""/>
-              <m:endChr m:val="|"/>
-              <m:grow/>
-            </m:dPr>
-            <m:e>
-              <m:r>
-                <m:rPr>
-                  <m:sty m:val="b"/>
-                </m:rPr>
-                <m:t>b</m:t>
-              </m:r>
-            </m:e>
-          </m:d>
+          <m:r>
+            <m:rPr>
+              <m:sty m:val="p"/>
+            </m:rPr>
+            <m:t>|</m:t>
+          </m:r>
+          <m:r>
+            <m:rPr>
+              <m:sty m:val="b"/>
+            </m:rPr>
+            <m:t>a</m:t>
+          </m:r>
+          <m:r>
+            <m:rPr>
+              <m:sty m:val="p"/>
+            </m:rPr>
+            <m:t>|</m:t>
+          </m:r>
+          <m:r>
+            <m:rPr>
+              <m:sty m:val="p"/>
+            </m:rPr>
+            <m:t>|</m:t>
+          </m:r>
+          <m:r>
+            <m:rPr>
+              <m:sty m:val="b"/>
+            </m:rPr>
+            <m:t>b</m:t>
+          </m:r>
+          <m:r>
+            <m:rPr>
+              <m:sty m:val="p"/>
+            </m:rPr>
+            <m:t>|</m:t>
+          </m:r>
           <m:r>
             <m:rPr>
               <m:sty m:val="p"/>
@@ -7862,7 +7984,7 @@
       <w:r>
         <w:t xml:space="preserve"> </w:t>
       </w:r>
-      <w:hyperlink r:id="rId21">
+      <w:hyperlink r:id="rId10">
         <w:r>
           <w:rPr>
             <w:rStyle w:val="Hyperlink"/>
@@ -7913,38 +8035,42 @@
             </m:rPr>
             <m:t>−</m:t>
           </m:r>
-          <m:d>
-            <m:dPr>
-              <m:begChr m:val="|"/>
-              <m:sepChr m:val=""/>
-              <m:endChr m:val="|"/>
-              <m:grow/>
-            </m:dPr>
-            <m:e>
-              <m:r>
-                <m:rPr>
-                  <m:sty m:val="b"/>
-                </m:rPr>
-                <m:t>a</m:t>
-              </m:r>
-            </m:e>
-          </m:d>
-          <m:d>
-            <m:dPr>
-              <m:begChr m:val="|"/>
-              <m:sepChr m:val=""/>
-              <m:endChr m:val="|"/>
-              <m:grow/>
-            </m:dPr>
-            <m:e>
-              <m:r>
-                <m:rPr>
-                  <m:sty m:val="b"/>
-                </m:rPr>
-                <m:t>b</m:t>
-              </m:r>
-            </m:e>
-          </m:d>
+          <m:r>
+            <m:rPr>
+              <m:sty m:val="p"/>
+            </m:rPr>
+            <m:t>|</m:t>
+          </m:r>
+          <m:r>
+            <m:rPr>
+              <m:sty m:val="b"/>
+            </m:rPr>
+            <m:t>a</m:t>
+          </m:r>
+          <m:r>
+            <m:rPr>
+              <m:sty m:val="p"/>
+            </m:rPr>
+            <m:t>|</m:t>
+          </m:r>
+          <m:r>
+            <m:rPr>
+              <m:sty m:val="p"/>
+            </m:rPr>
+            <m:t>|</m:t>
+          </m:r>
+          <m:r>
+            <m:rPr>
+              <m:sty m:val="b"/>
+            </m:rPr>
+            <m:t>b</m:t>
+          </m:r>
+          <m:r>
+            <m:rPr>
+              <m:sty m:val="p"/>
+            </m:rPr>
+            <m:t>|</m:t>
+          </m:r>
           <m:r>
             <m:rPr>
               <m:sty m:val="p"/>
@@ -8166,18 +8292,18 @@
                 <wp:inline>
                   <wp:extent cx="152400" cy="152400"/>
                   <wp:effectExtent b="0" l="0" r="0" t="0"/>
-                  <wp:docPr descr="" title="" id="54" name="Picture"/>
+                  <wp:docPr descr="" title="" id="43" name="Picture"/>
                   <a:graphic>
                     <a:graphicData uri="http://schemas.openxmlformats.org/drawingml/2006/picture">
                       <pic:pic>
                         <pic:nvPicPr>
-                          <pic:cNvPr descr="/Applications/quarto/share/formats/docx/note.png" id="55" name="Picture"/>
+                          <pic:cNvPr descr="/Applications/quarto/share/formats/docx/note.png" id="44" name="Picture"/>
                           <pic:cNvPicPr>
                             <a:picLocks noChangeArrowheads="1" noChangeAspect="1"/>
                           </pic:cNvPicPr>
                         </pic:nvPicPr>
                         <pic:blipFill>
-                          <a:blip r:embed="rId23"/>
+                          <a:blip r:embed="rId12"/>
                           <a:stretch>
                             <a:fillRect/>
                           </a:stretch>
@@ -8430,22 +8556,24 @@
                 <m:jc m:val="center"/>
               </m:oMathParaPr>
               <m:oMath>
-                <m:d>
-                  <m:dPr>
-                    <m:begChr m:val="|"/>
-                    <m:sepChr m:val=""/>
-                    <m:endChr m:val="|"/>
-                    <m:grow/>
-                  </m:dPr>
-                  <m:e>
-                    <m:r>
-                      <m:rPr>
-                        <m:sty m:val="b"/>
-                      </m:rPr>
-                      <m:t>a</m:t>
-                    </m:r>
-                  </m:e>
-                </m:d>
+                <m:r>
+                  <m:rPr>
+                    <m:sty m:val="p"/>
+                  </m:rPr>
+                  <m:t>|</m:t>
+                </m:r>
+                <m:r>
+                  <m:rPr>
+                    <m:sty m:val="b"/>
+                  </m:rPr>
+                  <m:t>a</m:t>
+                </m:r>
+                <m:r>
+                  <m:rPr>
+                    <m:sty m:val="p"/>
+                  </m:rPr>
+                  <m:t>|</m:t>
+                </m:r>
                 <m:r>
                   <m:rPr>
                     <m:sty m:val="p"/>
@@ -8545,24 +8673,26 @@
                 <m:jc m:val="center"/>
               </m:oMathParaPr>
               <m:oMath>
+                <m:r>
+                  <m:rPr>
+                    <m:sty m:val="p"/>
+                  </m:rPr>
+                  <m:t>|</m:t>
+                </m:r>
+                <m:r>
+                  <m:rPr>
+                    <m:sty m:val="b"/>
+                  </m:rPr>
+                  <m:t>a</m:t>
+                </m:r>
                 <m:sSup>
                   <m:e>
-                    <m:d>
-                      <m:dPr>
-                        <m:begChr m:val="|"/>
-                        <m:sepChr m:val=""/>
-                        <m:endChr m:val="|"/>
-                        <m:grow/>
-                      </m:dPr>
-                      <m:e>
-                        <m:r>
-                          <m:rPr>
-                            <m:sty m:val="b"/>
-                          </m:rPr>
-                          <m:t>a</m:t>
-                        </m:r>
-                      </m:e>
-                    </m:d>
+                    <m:r>
+                      <m:rPr>
+                        <m:sty m:val="p"/>
+                      </m:rPr>
+                      <m:t>|</m:t>
+                    </m:r>
                   </m:e>
                   <m:sup>
                     <m:r>
@@ -8648,18 +8778,18 @@
                 <wp:inline>
                   <wp:extent cx="152400" cy="152400"/>
                   <wp:effectExtent b="0" l="0" r="0" t="0"/>
-                  <wp:docPr descr="" title="" id="56" name="Picture"/>
+                  <wp:docPr descr="" title="" id="45" name="Picture"/>
                   <a:graphic>
                     <a:graphicData uri="http://schemas.openxmlformats.org/drawingml/2006/picture">
                       <pic:pic>
                         <pic:nvPicPr>
-                          <pic:cNvPr descr="/Applications/quarto/share/formats/docx/note.png" id="57" name="Picture"/>
+                          <pic:cNvPr descr="/Applications/quarto/share/formats/docx/note.png" id="46" name="Picture"/>
                           <pic:cNvPicPr>
                             <a:picLocks noChangeArrowheads="1" noChangeAspect="1"/>
                           </pic:cNvPicPr>
                         </pic:nvPicPr>
                         <pic:blipFill>
-                          <a:blip r:embed="rId23"/>
+                          <a:blip r:embed="rId12"/>
                           <a:stretch>
                             <a:fillRect/>
                           </a:stretch>
@@ -8871,96 +9001,108 @@
                   </m:rPr>
                   <m:t>=</m:t>
                 </m:r>
-                <m:d>
-                  <m:dPr>
-                    <m:begChr m:val="("/>
-                    <m:sepChr m:val=""/>
-                    <m:endChr m:val=")"/>
-                    <m:grow/>
-                  </m:dPr>
-                  <m:e>
-                    <m:r>
-                      <m:t>3</m:t>
-                    </m:r>
-                  </m:e>
-                </m:d>
-                <m:d>
-                  <m:dPr>
-                    <m:begChr m:val="("/>
-                    <m:sepChr m:val=""/>
-                    <m:endChr m:val=")"/>
-                    <m:grow/>
-                  </m:dPr>
-                  <m:e>
-                    <m:r>
-                      <m:t>1</m:t>
-                    </m:r>
-                  </m:e>
-                </m:d>
+                <m:r>
+                  <m:rPr>
+                    <m:sty m:val="p"/>
+                  </m:rPr>
+                  <m:t>(</m:t>
+                </m:r>
+                <m:r>
+                  <m:t>3</m:t>
+                </m:r>
+                <m:r>
+                  <m:rPr>
+                    <m:sty m:val="p"/>
+                  </m:rPr>
+                  <m:t>)</m:t>
+                </m:r>
+                <m:r>
+                  <m:rPr>
+                    <m:sty m:val="p"/>
+                  </m:rPr>
+                  <m:t>(</m:t>
+                </m:r>
+                <m:r>
+                  <m:t>1</m:t>
+                </m:r>
+                <m:r>
+                  <m:rPr>
+                    <m:sty m:val="p"/>
+                  </m:rPr>
+                  <m:t>)</m:t>
+                </m:r>
                 <m:r>
                   <m:rPr>
                     <m:sty m:val="p"/>
                   </m:rPr>
                   <m:t>+</m:t>
                 </m:r>
-                <m:d>
-                  <m:dPr>
-                    <m:begChr m:val="("/>
-                    <m:sepChr m:val=""/>
-                    <m:endChr m:val=")"/>
-                    <m:grow/>
-                  </m:dPr>
-                  <m:e>
-                    <m:r>
-                      <m:t>3</m:t>
-                    </m:r>
-                  </m:e>
-                </m:d>
-                <m:d>
-                  <m:dPr>
-                    <m:begChr m:val="("/>
-                    <m:sepChr m:val=""/>
-                    <m:endChr m:val=")"/>
-                    <m:grow/>
-                  </m:dPr>
-                  <m:e>
-                    <m:r>
-                      <m:t>3</m:t>
-                    </m:r>
-                  </m:e>
-                </m:d>
+                <m:r>
+                  <m:rPr>
+                    <m:sty m:val="p"/>
+                  </m:rPr>
+                  <m:t>(</m:t>
+                </m:r>
+                <m:r>
+                  <m:t>3</m:t>
+                </m:r>
+                <m:r>
+                  <m:rPr>
+                    <m:sty m:val="p"/>
+                  </m:rPr>
+                  <m:t>)</m:t>
+                </m:r>
+                <m:r>
+                  <m:rPr>
+                    <m:sty m:val="p"/>
+                  </m:rPr>
+                  <m:t>(</m:t>
+                </m:r>
+                <m:r>
+                  <m:t>3</m:t>
+                </m:r>
+                <m:r>
+                  <m:rPr>
+                    <m:sty m:val="p"/>
+                  </m:rPr>
+                  <m:t>)</m:t>
+                </m:r>
                 <m:r>
                   <m:rPr>
                     <m:sty m:val="p"/>
                   </m:rPr>
                   <m:t>−</m:t>
                 </m:r>
-                <m:d>
-                  <m:dPr>
-                    <m:begChr m:val="("/>
-                    <m:sepChr m:val=""/>
-                    <m:endChr m:val=")"/>
-                    <m:grow/>
-                  </m:dPr>
-                  <m:e>
-                    <m:r>
-                      <m:t>4</m:t>
-                    </m:r>
-                  </m:e>
-                </m:d>
-                <m:d>
-                  <m:dPr>
-                    <m:begChr m:val="("/>
-                    <m:sepChr m:val=""/>
-                    <m:endChr m:val=")"/>
-                    <m:grow/>
-                  </m:dPr>
-                  <m:e>
-                    <m:r>
-                      <m:t>3</m:t>
-                    </m:r>
-                  </m:e>
-                </m:d>
+                <m:r>
+                  <m:rPr>
+                    <m:sty m:val="p"/>
+                  </m:rPr>
+                  <m:t>(</m:t>
+                </m:r>
+                <m:r>
+                  <m:t>4</m:t>
+                </m:r>
+                <m:r>
+                  <m:rPr>
+                    <m:sty m:val="p"/>
+                  </m:rPr>
+                  <m:t>)</m:t>
+                </m:r>
+                <m:r>
+                  <m:rPr>
+                    <m:sty m:val="p"/>
+                  </m:rPr>
+                  <m:t>(</m:t>
+                </m:r>
+                <m:r>
+                  <m:t>3</m:t>
+                </m:r>
+                <m:r>
+                  <m:rPr>
+                    <m:sty m:val="p"/>
+                  </m:rPr>
+                  <m:t>)</m:t>
+                </m:r>
                 <m:r>
                   <m:rPr>
                     <m:sty m:val="p"/>
@@ -9066,18 +9208,18 @@
                 <wp:inline>
                   <wp:extent cx="152400" cy="152400"/>
                   <wp:effectExtent b="0" l="0" r="0" t="0"/>
-                  <wp:docPr descr="" title="" id="58" name="Picture"/>
+                  <wp:docPr descr="" title="" id="47" name="Picture"/>
                   <a:graphic>
                     <a:graphicData uri="http://schemas.openxmlformats.org/drawingml/2006/picture">
                       <pic:pic>
                         <pic:nvPicPr>
-                          <pic:cNvPr descr="/Applications/quarto/share/formats/docx/note.png" id="59" name="Picture"/>
+                          <pic:cNvPr descr="/Applications/quarto/share/formats/docx/note.png" id="48" name="Picture"/>
                           <pic:cNvPicPr>
                             <a:picLocks noChangeArrowheads="1" noChangeAspect="1"/>
                           </pic:cNvPicPr>
                         </pic:nvPicPr>
                         <pic:blipFill>
-                          <a:blip r:embed="rId23"/>
+                          <a:blip r:embed="rId12"/>
                           <a:stretch>
                             <a:fillRect/>
                           </a:stretch>
@@ -9517,96 +9659,108 @@
                   </m:rPr>
                   <m:t>=</m:t>
                 </m:r>
-                <m:d>
-                  <m:dPr>
-                    <m:begChr m:val="("/>
-                    <m:sepChr m:val=""/>
-                    <m:endChr m:val=")"/>
-                    <m:grow/>
-                  </m:dPr>
-                  <m:e>
-                    <m:r>
-                      <m:t>2</m:t>
-                    </m:r>
-                  </m:e>
-                </m:d>
-                <m:d>
-                  <m:dPr>
-                    <m:begChr m:val="("/>
-                    <m:sepChr m:val=""/>
-                    <m:endChr m:val=")"/>
-                    <m:grow/>
-                  </m:dPr>
-                  <m:e>
-                    <m:r>
-                      <m:t>5</m:t>
-                    </m:r>
-                  </m:e>
-                </m:d>
+                <m:r>
+                  <m:rPr>
+                    <m:sty m:val="p"/>
+                  </m:rPr>
+                  <m:t>(</m:t>
+                </m:r>
+                <m:r>
+                  <m:t>2</m:t>
+                </m:r>
+                <m:r>
+                  <m:rPr>
+                    <m:sty m:val="p"/>
+                  </m:rPr>
+                  <m:t>)</m:t>
+                </m:r>
+                <m:r>
+                  <m:rPr>
+                    <m:sty m:val="p"/>
+                  </m:rPr>
+                  <m:t>(</m:t>
+                </m:r>
+                <m:r>
+                  <m:t>5</m:t>
+                </m:r>
+                <m:r>
+                  <m:rPr>
+                    <m:sty m:val="p"/>
+                  </m:rPr>
+                  <m:t>)</m:t>
+                </m:r>
                 <m:r>
                   <m:rPr>
                     <m:sty m:val="p"/>
                   </m:rPr>
                   <m:t>+</m:t>
                 </m:r>
-                <m:d>
-                  <m:dPr>
-                    <m:begChr m:val="("/>
-                    <m:sepChr m:val=""/>
-                    <m:endChr m:val=")"/>
-                    <m:grow/>
-                  </m:dPr>
-                  <m:e>
-                    <m:r>
-                      <m:t>1</m:t>
-                    </m:r>
-                  </m:e>
-                </m:d>
-                <m:d>
-                  <m:dPr>
-                    <m:begChr m:val="("/>
-                    <m:sepChr m:val=""/>
-                    <m:endChr m:val=")"/>
-                    <m:grow/>
-                  </m:dPr>
-                  <m:e>
-                    <m:r>
-                      <m:t>6</m:t>
-                    </m:r>
-                  </m:e>
-                </m:d>
+                <m:r>
+                  <m:rPr>
+                    <m:sty m:val="p"/>
+                  </m:rPr>
+                  <m:t>(</m:t>
+                </m:r>
+                <m:r>
+                  <m:t>1</m:t>
+                </m:r>
+                <m:r>
+                  <m:rPr>
+                    <m:sty m:val="p"/>
+                  </m:rPr>
+                  <m:t>)</m:t>
+                </m:r>
+                <m:r>
+                  <m:rPr>
+                    <m:sty m:val="p"/>
+                  </m:rPr>
+                  <m:t>(</m:t>
+                </m:r>
+                <m:r>
+                  <m:t>6</m:t>
+                </m:r>
+                <m:r>
+                  <m:rPr>
+                    <m:sty m:val="p"/>
+                  </m:rPr>
+                  <m:t>)</m:t>
+                </m:r>
                 <m:r>
                   <m:rPr>
                     <m:sty m:val="p"/>
                   </m:rPr>
                   <m:t>+</m:t>
                 </m:r>
-                <m:d>
-                  <m:dPr>
-                    <m:begChr m:val="("/>
-                    <m:sepChr m:val=""/>
-                    <m:endChr m:val=")"/>
-                    <m:grow/>
-                  </m:dPr>
-                  <m:e>
-                    <m:r>
-                      <m:t>z</m:t>
-                    </m:r>
-                  </m:e>
-                </m:d>
-                <m:d>
-                  <m:dPr>
-                    <m:begChr m:val="("/>
-                    <m:sepChr m:val=""/>
-                    <m:endChr m:val=")"/>
-                    <m:grow/>
-                  </m:dPr>
-                  <m:e>
-                    <m:r>
-                      <m:t>1</m:t>
-                    </m:r>
-                  </m:e>
-                </m:d>
+                <m:r>
+                  <m:rPr>
+                    <m:sty m:val="p"/>
+                  </m:rPr>
+                  <m:t>(</m:t>
+                </m:r>
+                <m:r>
+                  <m:t>z</m:t>
+                </m:r>
+                <m:r>
+                  <m:rPr>
+                    <m:sty m:val="p"/>
+                  </m:rPr>
+                  <m:t>)</m:t>
+                </m:r>
+                <m:r>
+                  <m:rPr>
+                    <m:sty m:val="p"/>
+                  </m:rPr>
+                  <m:t>(</m:t>
+                </m:r>
+                <m:r>
+                  <m:t>1</m:t>
+                </m:r>
+                <m:r>
+                  <m:rPr>
+                    <m:sty m:val="p"/>
+                  </m:rPr>
+                  <m:t>)</m:t>
+                </m:r>
                 <m:r>
                   <m:rPr>
                     <m:sty m:val="p"/>
@@ -9772,7 +9926,7 @@
         </w:tc>
       </w:tr>
     </w:tbl>
-    <w:bookmarkStart w:id="60" w:name="quick-check-problems"/>
+    <w:bookmarkStart w:id="49" w:name="quick-check-problems"/>
     <w:p>
       <w:pPr>
         <w:pStyle w:val="Heading2"/>
@@ -10205,9 +10359,9 @@
         <w:t xml:space="preserve">. You should give your answer accurate to the nearest whole degree.</w:t>
       </w:r>
     </w:p>
-    <w:bookmarkEnd w:id="60"/>
-    <w:bookmarkEnd w:id="61"/>
-    <w:bookmarkStart w:id="65" w:name="further-reading"/>
+    <w:bookmarkEnd w:id="49"/>
+    <w:bookmarkEnd w:id="50"/>
+    <w:bookmarkStart w:id="54" w:name="further-reading"/>
     <w:p>
       <w:pPr>
         <w:pStyle w:val="Heading1"/>
@@ -10220,7 +10374,7 @@
       <w:pPr>
         <w:pStyle w:val="FirstParagraph"/>
       </w:pPr>
-      <w:hyperlink r:id="rId62">
+      <w:hyperlink r:id="rId51">
         <w:r>
           <w:rPr>
             <w:rStyle w:val="Hyperlink"/>
@@ -10239,7 +10393,7 @@
       <w:r>
         <w:t xml:space="preserve"> </w:t>
       </w:r>
-      <w:hyperlink r:id="rId20">
+      <w:hyperlink r:id="rId9">
         <w:r>
           <w:rPr>
             <w:rStyle w:val="Hyperlink"/>
@@ -10256,7 +10410,7 @@
       <w:r>
         <w:t xml:space="preserve"> </w:t>
       </w:r>
-      <w:hyperlink r:id="rId21">
+      <w:hyperlink r:id="rId10">
         <w:r>
           <w:rPr>
             <w:rStyle w:val="Hyperlink"/>
@@ -10278,7 +10432,7 @@
       <w:r>
         <w:t xml:space="preserve"> </w:t>
       </w:r>
-      <w:hyperlink r:id="rId51">
+      <w:hyperlink r:id="rId40">
         <w:r>
           <w:rPr>
             <w:rStyle w:val="Hyperlink"/>
@@ -10290,7 +10444,7 @@
         <w:t xml:space="preserve">.</w:t>
       </w:r>
     </w:p>
-    <w:bookmarkStart w:id="64" w:name="version-history-and-licensing"/>
+    <w:bookmarkStart w:id="53" w:name="version-history-and-licensing"/>
     <w:p>
       <w:pPr>
         <w:pStyle w:val="Heading2"/>
@@ -10323,7 +10477,7 @@
       <w:pPr>
         <w:pStyle w:val="FirstParagraph"/>
       </w:pPr>
-      <w:hyperlink r:id="rId63">
+      <w:hyperlink r:id="rId52">
         <w:r>
           <w:rPr>
             <w:rStyle w:val="Hyperlink"/>
@@ -10332,8 +10486,8 @@
         </w:r>
       </w:hyperlink>
     </w:p>
-    <w:bookmarkEnd w:id="64"/>
-    <w:bookmarkEnd w:id="65"/>
+    <w:bookmarkEnd w:id="53"/>
+    <w:bookmarkEnd w:id="54"/>
     <w:sectPr>
       <w:pgSz w:h="15840" w:w="12240"/>
       <w:pgMar w:bottom="1440" w:footer="720" w:gutter="0" w:header="720" w:left="1440" w:right="1440" w:top="1440"/>
